--- a/library/_deliverables/cod-byod-dual-device-sso/DUALDEV-Solution.docx
+++ b/library/_deliverables/cod-byod-dual-device-sso/DUALDEV-Solution.docx
@@ -15,32 +15,6 @@
       <w:r>
         <w:rPr>
           <w:b/>
-          <w:color w:val="1F3A5F"/>
-          <w:sz w:val="52"/>
-        </w:rPr>
-        <w:t>PHOENIXTEKK</w:t>
-      </w:r>
-    </w:p>
-    <w:p>
-      <w:pPr>
-        <w:jc w:val="center"/>
-      </w:pPr>
-      <w:r>
-        <w:rPr>
-          <w:color w:val="2E86C1"/>
-          <w:sz w:val="24"/>
-        </w:rPr>
-        <w:t>Workplace Marketplace · Intune Solutions</w:t>
-      </w:r>
-    </w:p>
-    <w:p/>
-    <w:p>
-      <w:pPr>
-        <w:jc w:val="center"/>
-      </w:pPr>
-      <w:r>
-        <w:rPr>
-          <w:b/>
           <w:sz w:val="40"/>
         </w:rPr>
         <w:t>Dual-Device (Personal + Corporate) Management with Single Sign-On in Microsoft Intune</w:t>
@@ -75,8 +49,6 @@
           <w:sz w:val="20"/>
         </w:rPr>
         <w:t>Version 1.0.0    ·    2026-06-21</w:t>
-        <w:br/>
-        <w:t>Phoenixtekk · workplace.phoenixtekk.com</w:t>
       </w:r>
     </w:p>
     <w:p>
@@ -309,7 +281,7 @@
     </w:p>
     <w:p>
       <w:r>
-        <w:t xml:space="preserve">Built the standard Phoenixtekk way — </w:t>
+        <w:t xml:space="preserve">Built the standard repeatable way — </w:t>
       </w:r>
       <w:r>
         <w:rPr>
@@ -1099,7 +1071,7 @@
     </w:p>
     <w:p>
       <w:r>
-        <w:t xml:space="preserve">  full enrollment is covered by its own Phoenixtekk solution; this solution unifies the </w:t>
+        <w:t xml:space="preserve">  full enrollment is covered by its own solution; this solution unifies the </w:t>
       </w:r>
       <w:r>
         <w:rPr>
@@ -1124,7 +1096,7 @@
         <w:pStyle w:val="Heading2"/>
       </w:pPr>
       <w:r>
-        <w:t>The standard Phoenixtekk deployment model</w:t>
+        <w:t>The standard deployment model</w:t>
       </w:r>
     </w:p>
     <w:p>
@@ -1155,7 +1127,7 @@
     </w:p>
     <w:p>
       <w:r>
-        <w:t xml:space="preserve">Every step follows the Phoenixtekk pattern: </w:t>
+        <w:t xml:space="preserve">Every step follows the repeatable pattern: </w:t>
       </w:r>
       <w:r>
         <w:rPr>
@@ -1894,7 +1866,7 @@
         <w:t>every</w:t>
       </w:r>
       <w:r>
-        <w:t xml:space="preserve"> Phoenixtekk solution in the </w:t>
+        <w:t xml:space="preserve"> solution in the </w:t>
       </w:r>
       <w:r>
         <w:rPr>
@@ -2200,7 +2172,7 @@
         <w:t>Why:</w:t>
       </w:r>
       <w:r>
-        <w:t xml:space="preserve"> Every Phoenixtekk solution is piloted to a small group before fleet rollout. </w:t>
+        <w:t xml:space="preserve"> Every solution is piloted to a small group before fleet rollout. </w:t>
       </w:r>
       <w:r>
         <w:rPr>
@@ -2379,7 +2351,7 @@
         <w:rPr>
           <w:b/>
         </w:rPr>
-        <w:t>The Phoenixtekk deployment model (all solutions):</w:t>
+        <w:t>The standard deployment model (all solutions):</w:t>
       </w:r>
       <w:r>
         <w:t xml:space="preserve"> </w:t>
@@ -2559,219 +2531,86 @@
       </w:r>
       <w:r>
         <w:rPr>
-          <w:b/>
-        </w:rPr>
-        <w:t>`PILOT – COD-BYOD Users`</w:t>
-      </w:r>
-      <w:r>
-        <w:t xml:space="preserve"> → add the pilot users.</w:t>
-      </w:r>
-    </w:p>
-    <w:p>
-      <w:r>
-        <w:t xml:space="preserve">   *(You assign every policy in this solution to this </w:t>
-      </w:r>
-      <w:r>
-        <w:rPr>
-          <w:b/>
-        </w:rPr>
-        <w:t>user</w:t>
-      </w:r>
-      <w:r>
-        <w:t xml:space="preserve"> group.)*</w:t>
-      </w:r>
-    </w:p>
-    <w:p>
-      <w:pPr>
-        <w:pStyle w:val="Heading3"/>
-      </w:pPr>
-      <w:r>
-        <w:t>Step 2. Set enrollment restrictions for both ownership types</w:t>
-      </w:r>
-    </w:p>
-    <w:p>
-      <w:pPr>
-        <w:pStyle w:val="ListNumber"/>
-      </w:pPr>
-      <w:r>
-        <w:rPr>
-          <w:b/>
-        </w:rPr>
-        <w:t>Devices → Enrollment → Enrollment device platform restrictions.</w:t>
-      </w:r>
-    </w:p>
-    <w:p>
-      <w:pPr>
-        <w:pStyle w:val="ListNumber"/>
-      </w:pPr>
-      <w:r>
-        <w:t xml:space="preserve">Open the default (or create a pilot-scoped restriction </w:t>
-      </w:r>
-      <w:r>
-        <w:rPr>
-          <w:b/>
-        </w:rPr>
-        <w:t>named `Enrollment Restriction – COD-BYOD – Pilot`</w:t>
-      </w:r>
-      <w:r>
-        <w:t>).</w:t>
-      </w:r>
-    </w:p>
-    <w:p>
-      <w:pPr>
-        <w:pStyle w:val="ListNumber"/>
-      </w:pPr>
-      <w:r>
-        <w:t xml:space="preserve">For </w:t>
-      </w:r>
-      <w:r>
-        <w:rPr>
-          <w:b/>
-        </w:rPr>
-        <w:t>BYOD</w:t>
-      </w:r>
-      <w:r>
-        <w:t xml:space="preserve"> platforms (e.g. iOS/Android personal), set </w:t>
-      </w:r>
-      <w:r>
-        <w:rPr>
-          <w:b/>
-        </w:rPr>
-        <w:t>Personal devices = Allow</w:t>
-      </w:r>
-      <w:r>
-        <w:t>.</w:t>
-      </w:r>
-    </w:p>
-    <w:p>
-      <w:pPr>
-        <w:pStyle w:val="ListNumber"/>
-      </w:pPr>
-      <w:r>
-        <w:t xml:space="preserve">For platforms you only allow as corporate, set </w:t>
-      </w:r>
-      <w:r>
-        <w:rPr>
-          <w:b/>
-        </w:rPr>
-        <w:t>Personal devices = Block</w:t>
-      </w:r>
-      <w:r>
-        <w:t xml:space="preserve"> (those must enroll via</w:t>
-      </w:r>
-    </w:p>
-    <w:p>
-      <w:r>
-        <w:t xml:space="preserve">   a corporate method).</w:t>
-      </w:r>
-    </w:p>
-    <w:p>
-      <w:pPr>
-        <w:pStyle w:val="Heading3"/>
-      </w:pPr>
-      <w:r>
-        <w:t>Step 3. Establish how COD devices are marked Corporate</w:t>
-      </w:r>
-    </w:p>
-    <w:p>
-      <w:pPr>
-        <w:pStyle w:val="ListNumber"/>
-      </w:pPr>
-      <w:r>
-        <w:rPr>
-          <w:b/>
-        </w:rPr>
-        <w:t>Devices → Enrollment → Corporate device identifiers → Add</w:t>
-      </w:r>
-      <w:r>
-        <w:t xml:space="preserve"> serial numbers/IMEIs of company</w:t>
-      </w:r>
-    </w:p>
-    <w:p>
-      <w:r>
-        <w:t xml:space="preserve">   devices </w:t>
-      </w:r>
-      <w:r>
-        <w:rPr>
-          <w:b/>
-        </w:rPr>
-        <w:t>(or)</w:t>
-      </w:r>
-      <w:r>
-        <w:t xml:space="preserve"> rely on a corporate enrollment program (Autopilot/ADE/Android Enterprise).</w:t>
-      </w:r>
-    </w:p>
-    <w:p>
-      <w:pPr>
-        <w:pStyle w:val="ListNumber"/>
-      </w:pPr>
-      <w:r>
-        <w:t xml:space="preserve">Confirm a known company device shows </w:t>
-      </w:r>
-      <w:r>
-        <w:rPr>
-          <w:b/>
-        </w:rPr>
-        <w:t>Ownership = Corporate</w:t>
-      </w:r>
-      <w:r>
-        <w:t xml:space="preserve"> on its device record.</w:t>
-      </w:r>
-    </w:p>
-    <w:p>
-      <w:r>
-        <w:t>__________________________________________________</w:t>
-      </w:r>
-    </w:p>
-    <w:p>
-      <w:pPr>
-        <w:pStyle w:val="Heading2"/>
-      </w:pPr>
-      <w:r>
-        <w:t>Phase 2 — Ownership-based targeting (the core of "one account, both devices")</w:t>
-      </w:r>
-    </w:p>
-    <w:p>
-      <w:pPr>
-        <w:pStyle w:val="Heading3"/>
-      </w:pPr>
-      <w:r>
-        <w:t>Step 4. Create device-ownership filters</w:t>
-      </w:r>
-    </w:p>
-    <w:p>
-      <w:pPr>
-        <w:pStyle w:val="ListNumber"/>
-      </w:pPr>
-      <w:r>
-        <w:rPr>
-          <w:b/>
-        </w:rPr>
-        <w:t>Tenant administration → Filters → Create.</w:t>
-      </w:r>
-    </w:p>
-    <w:p>
-      <w:pPr>
-        <w:pStyle w:val="ListNumber"/>
-      </w:pPr>
-      <w:r>
-        <w:t xml:space="preserve">Filter 1: </w:t>
-      </w:r>
-      <w:r>
-        <w:rPr>
-          <w:b/>
-        </w:rPr>
-        <w:t>Corporate Devices</w:t>
-      </w:r>
-      <w:r>
-        <w:t xml:space="preserve"> — platform as needed; rule </w:t>
-      </w:r>
-      <w:r>
-        <w:rPr>
           <w:rFonts w:ascii="Consolas" w:hAnsi="Consolas"/>
           <w:sz w:val="19"/>
         </w:rPr>
-        <w:t>(device.deviceOwnership -eq "Corporate")</w:t>
+        <w:t>PILOT – COD-BYOD Users</w:t>
+      </w:r>
+      <w:r>
+        <w:t xml:space="preserve"> → add the pilot users.</w:t>
+      </w:r>
+    </w:p>
+    <w:p>
+      <w:r>
+        <w:t xml:space="preserve">   *(You assign every policy in this solution to this </w:t>
+      </w:r>
+      <w:r>
+        <w:rPr>
+          <w:b/>
+        </w:rPr>
+        <w:t>user</w:t>
+      </w:r>
+      <w:r>
+        <w:t xml:space="preserve"> group.)*</w:t>
+      </w:r>
+    </w:p>
+    <w:p>
+      <w:pPr>
+        <w:pStyle w:val="Heading3"/>
+      </w:pPr>
+      <w:r>
+        <w:t>Step 2. Set enrollment restrictions for both ownership types</w:t>
+      </w:r>
+    </w:p>
+    <w:p>
+      <w:pPr>
+        <w:pStyle w:val="ListNumber"/>
+      </w:pPr>
+      <w:r>
+        <w:rPr>
+          <w:b/>
+        </w:rPr>
+        <w:t>Devices → Enrollment → Enrollment device platform restrictions.</w:t>
+      </w:r>
+    </w:p>
+    <w:p>
+      <w:pPr>
+        <w:pStyle w:val="ListNumber"/>
+      </w:pPr>
+      <w:r>
+        <w:t xml:space="preserve">Open the default (or create a pilot-scoped restriction </w:t>
+      </w:r>
+      <w:r>
+        <w:rPr>
+          <w:b/>
+        </w:rPr>
+        <w:t>named `Enrollment Restriction – COD-BYOD – Pilot`</w:t>
+      </w:r>
+      <w:r>
+        <w:t>).</w:t>
+      </w:r>
+    </w:p>
+    <w:p>
+      <w:pPr>
+        <w:pStyle w:val="ListNumber"/>
+      </w:pPr>
+      <w:r>
+        <w:t xml:space="preserve">For </w:t>
+      </w:r>
+      <w:r>
+        <w:rPr>
+          <w:b/>
+        </w:rPr>
+        <w:t>BYOD</w:t>
+      </w:r>
+      <w:r>
+        <w:t xml:space="preserve"> platforms (e.g. iOS/Android personal), set </w:t>
+      </w:r>
+      <w:r>
+        <w:rPr>
+          <w:b/>
+        </w:rPr>
+        <w:t>Personal devices = Allow</w:t>
       </w:r>
       <w:r>
         <w:t>.</w:t>
@@ -2782,22 +2621,156 @@
         <w:pStyle w:val="ListNumber"/>
       </w:pPr>
       <w:r>
-        <w:t xml:space="preserve">Filter 2: </w:t>
-      </w:r>
-      <w:r>
-        <w:rPr>
-          <w:b/>
-        </w:rPr>
-        <w:t>Personal Devices</w:t>
-      </w:r>
-      <w:r>
-        <w:t xml:space="preserve"> — rule </w:t>
+        <w:t xml:space="preserve">For platforms you only allow as corporate, set </w:t>
+      </w:r>
+      <w:r>
+        <w:rPr>
+          <w:b/>
+        </w:rPr>
+        <w:t>Personal devices = Block</w:t>
+      </w:r>
+      <w:r>
+        <w:t xml:space="preserve"> (those must enroll via</w:t>
+      </w:r>
+    </w:p>
+    <w:p>
+      <w:r>
+        <w:t xml:space="preserve">   a corporate method).</w:t>
+      </w:r>
+    </w:p>
+    <w:p>
+      <w:pPr>
+        <w:pStyle w:val="Heading3"/>
+      </w:pPr>
+      <w:r>
+        <w:t>Step 3. Establish how COD devices are marked Corporate</w:t>
+      </w:r>
+    </w:p>
+    <w:p>
+      <w:pPr>
+        <w:pStyle w:val="ListNumber"/>
+      </w:pPr>
+      <w:r>
+        <w:rPr>
+          <w:b/>
+        </w:rPr>
+        <w:t>Devices → Enrollment → Corporate device identifiers → Add</w:t>
+      </w:r>
+      <w:r>
+        <w:t xml:space="preserve"> serial numbers/IMEIs of company</w:t>
+      </w:r>
+    </w:p>
+    <w:p>
+      <w:r>
+        <w:t xml:space="preserve">   devices </w:t>
+      </w:r>
+      <w:r>
+        <w:rPr>
+          <w:b/>
+        </w:rPr>
+        <w:t>(or)</w:t>
+      </w:r>
+      <w:r>
+        <w:t xml:space="preserve"> rely on a corporate enrollment program (Autopilot/ADE/Android Enterprise).</w:t>
+      </w:r>
+    </w:p>
+    <w:p>
+      <w:pPr>
+        <w:pStyle w:val="ListNumber"/>
+      </w:pPr>
+      <w:r>
+        <w:t xml:space="preserve">Confirm a known company device shows </w:t>
+      </w:r>
+      <w:r>
+        <w:rPr>
+          <w:b/>
+        </w:rPr>
+        <w:t>Ownership = Corporate</w:t>
+      </w:r>
+      <w:r>
+        <w:t xml:space="preserve"> on its device record.</w:t>
+      </w:r>
+    </w:p>
+    <w:p>
+      <w:r>
+        <w:t>__________________________________________________</w:t>
+      </w:r>
+    </w:p>
+    <w:p>
+      <w:pPr>
+        <w:pStyle w:val="Heading2"/>
+      </w:pPr>
+      <w:r>
+        <w:t>Phase 2 — Ownership-based targeting (the core of "one account, both devices")</w:t>
+      </w:r>
+    </w:p>
+    <w:p>
+      <w:pPr>
+        <w:pStyle w:val="Heading3"/>
+      </w:pPr>
+      <w:r>
+        <w:t>Step 4. Create device-ownership filters</w:t>
+      </w:r>
+    </w:p>
+    <w:p>
+      <w:pPr>
+        <w:pStyle w:val="ListNumber"/>
+      </w:pPr>
+      <w:r>
+        <w:rPr>
+          <w:b/>
+        </w:rPr>
+        <w:t>Tenant administration → Filters → Create.</w:t>
+      </w:r>
+    </w:p>
+    <w:p>
+      <w:pPr>
+        <w:pStyle w:val="ListNumber"/>
+      </w:pPr>
+      <w:r>
+        <w:t xml:space="preserve">Filter 1: </w:t>
+      </w:r>
+      <w:r>
+        <w:rPr>
+          <w:b/>
+        </w:rPr>
+        <w:t>Corporate Devices</w:t>
+      </w:r>
+      <w:r>
+        <w:t xml:space="preserve"> — platform as needed; rule </w:t>
       </w:r>
       <w:r>
         <w:rPr>
           <w:rFonts w:ascii="Consolas" w:hAnsi="Consolas"/>
           <w:sz w:val="19"/>
         </w:rPr>
+        <w:t>(device.deviceOwnership -eq "Corporate")</w:t>
+      </w:r>
+      <w:r>
+        <w:t>.</w:t>
+      </w:r>
+    </w:p>
+    <w:p>
+      <w:pPr>
+        <w:pStyle w:val="ListNumber"/>
+      </w:pPr>
+      <w:r>
+        <w:t xml:space="preserve">Filter 2: </w:t>
+      </w:r>
+      <w:r>
+        <w:rPr>
+          <w:b/>
+        </w:rPr>
+        <w:t>Personal Devices</w:t>
+      </w:r>
+      <w:r>
+        <w:t xml:space="preserve"> — rule </w:t>
+      </w:r>
+      <w:r>
+        <w:rPr>
+          <w:rFonts w:ascii="Consolas" w:hAnsi="Consolas"/>
+          <w:sz w:val="19"/>
+        </w:rPr>
         <w:t>(device.deviceOwnership -eq "Personal")</w:t>
       </w:r>
       <w:r>
@@ -3020,7 +2993,7 @@
     </w:p>
     <w:p>
       <w:r>
-        <w:t>*(Zero-touch corporate enrollment — Windows Autopilot, Apple ADE, Android Enterprise corporate — is each covered by its own Phoenixtekk solution; plug those in for fully automated COD provisioning.)*</w:t>
+        <w:t>*(Zero-touch corporate enrollment — Windows Autopilot, Apple ADE, Android Enterprise corporate — is each covered by its own solution; plug those in for fully automated COD provisioning.)*</w:t>
       </w:r>
     </w:p>
     <w:p>
@@ -3083,507 +3056,118 @@
       </w:r>
       <w:r>
         <w:t xml:space="preserve"> as </w:t>
-      </w:r>
-      <w:r>
-        <w:rPr>
-          <w:b/>
-        </w:rPr>
-        <w:t>`BYOD – App Protection – Android – Pilot`</w:t>
-      </w:r>
-      <w:r>
-        <w:t>).</w:t>
-      </w:r>
-    </w:p>
-    <w:p>
-      <w:pPr>
-        <w:pStyle w:val="ListNumber"/>
-      </w:pPr>
-      <w:r>
-        <w:rPr>
-          <w:b/>
-        </w:rPr>
-        <w:t>Apps:</w:t>
-      </w:r>
-      <w:r>
-        <w:t xml:space="preserve"> select the approved managed apps (Outlook, Edge, Teams, Office, OneDrive).</w:t>
-      </w:r>
-    </w:p>
-    <w:p>
-      <w:pPr>
-        <w:pStyle w:val="ListNumber"/>
-      </w:pPr>
-      <w:r>
-        <w:rPr>
-          <w:b/>
-        </w:rPr>
-        <w:t>Data protection:</w:t>
-      </w:r>
-      <w:r>
-        <w:t xml:space="preserve"> block </w:t>
-      </w:r>
-      <w:r>
-        <w:rPr>
-          <w:b/>
-        </w:rPr>
-        <w:t>backup</w:t>
-      </w:r>
-      <w:r>
-        <w:t xml:space="preserve">, restrict </w:t>
-      </w:r>
-      <w:r>
-        <w:rPr>
-          <w:b/>
-        </w:rPr>
-        <w:t>cut/copy/paste</w:t>
-      </w:r>
-      <w:r>
-        <w:t xml:space="preserve"> to managed apps, block **Save</w:t>
-      </w:r>
-    </w:p>
-    <w:p>
-      <w:r>
-        <w:t xml:space="preserve">   As** to personal locations, require corporate data to stay in managed apps.</w:t>
-      </w:r>
-    </w:p>
-    <w:p>
-      <w:pPr>
-        <w:pStyle w:val="ListNumber"/>
-      </w:pPr>
-      <w:r>
-        <w:rPr>
-          <w:b/>
-        </w:rPr>
-        <w:t>Access requirements:</w:t>
-      </w:r>
-      <w:r>
-        <w:t xml:space="preserve"> require </w:t>
-      </w:r>
-      <w:r>
-        <w:rPr>
-          <w:b/>
-        </w:rPr>
-        <w:t>PIN</w:t>
-      </w:r>
-      <w:r>
-        <w:t xml:space="preserve"> / org credentials to access; set offline timeouts.</w:t>
-      </w:r>
-    </w:p>
-    <w:p>
-      <w:pPr>
-        <w:pStyle w:val="ListNumber"/>
-      </w:pPr>
-      <w:r>
-        <w:rPr>
-          <w:b/>
-        </w:rPr>
-        <w:t>Assignments:</w:t>
-      </w:r>
-      <w:r>
-        <w:t xml:space="preserve"> assign to </w:t>
-      </w:r>
-      <w:r>
-        <w:rPr>
-          <w:b/>
-        </w:rPr>
-        <w:t>PILOT – COD-BYOD Users</w:t>
-      </w:r>
-      <w:r>
-        <w:t>. *(App Protection is identity-based — it</w:t>
-      </w:r>
-    </w:p>
-    <w:p>
-      <w:r>
-        <w:t xml:space="preserve">   applies to the user wherever they sign into the managed app, so it naturally targets the personal    device without device enrollment.)*</w:t>
-      </w:r>
-    </w:p>
-    <w:p>
-      <w:pPr>
-        <w:pStyle w:val="Heading3"/>
-      </w:pPr>
-      <w:r>
-        <w:t>Step 8. Make the approved apps available to BYOD users</w:t>
-      </w:r>
-    </w:p>
-    <w:p>
-      <w:pPr>
-        <w:pStyle w:val="ListNumber"/>
-      </w:pPr>
-      <w:r>
-        <w:rPr>
-          <w:b/>
-        </w:rPr>
-        <w:t>Apps → (platform) → Add</w:t>
-      </w:r>
-      <w:r>
-        <w:t xml:space="preserve"> Outlook, Edge, Teams, Office, Company Portal as needed.</w:t>
-      </w:r>
-    </w:p>
-    <w:p>
-      <w:pPr>
-        <w:pStyle w:val="ListNumber"/>
-      </w:pPr>
-      <w:r>
-        <w:t xml:space="preserve">Assign them </w:t>
-      </w:r>
-      <w:r>
-        <w:rPr>
-          <w:b/>
-        </w:rPr>
-        <w:t>Available</w:t>
-      </w:r>
-      <w:r>
-        <w:t xml:space="preserve"> to </w:t>
-      </w:r>
-      <w:r>
-        <w:rPr>
-          <w:b/>
-        </w:rPr>
-        <w:t>PILOT – COD-BYOD Users</w:t>
-      </w:r>
-      <w:r>
-        <w:t xml:space="preserve"> so users install them from Company</w:t>
-      </w:r>
-    </w:p>
-    <w:p>
-      <w:r>
-        <w:t xml:space="preserve">   Portal / store.</w:t>
-      </w:r>
-    </w:p>
-    <w:p>
-      <w:r>
-        <w:t>__________________________________________________</w:t>
-      </w:r>
-    </w:p>
-    <w:p>
-      <w:pPr>
-        <w:pStyle w:val="Heading2"/>
-      </w:pPr>
-      <w:r>
-        <w:t>Phase 5 — Unify access with Conditional Access</w:t>
-      </w:r>
-    </w:p>
-    <w:p>
-      <w:pPr>
-        <w:pStyle w:val="Heading3"/>
-      </w:pPr>
-      <w:r>
-        <w:t>Step 9. One Conditional Access policy for both device types</w:t>
-      </w:r>
-    </w:p>
-    <w:p>
-      <w:pPr>
-        <w:pStyle w:val="ListNumber"/>
-      </w:pPr>
-      <w:r>
-        <w:t xml:space="preserve">Entra → </w:t>
-      </w:r>
-      <w:r>
-        <w:rPr>
-          <w:b/>
-        </w:rPr>
-        <w:t>Protection → Conditional Access → Create new policy</w:t>
-      </w:r>
-      <w:r>
-        <w:t xml:space="preserve"> → name it </w:t>
-      </w:r>
-      <w:r>
-        <w:rPr>
-          <w:b/>
-        </w:rPr>
-        <w:t>`CA – COD-BYOD Access`</w:t>
-      </w:r>
-      <w:r>
-        <w:t>.</w:t>
-      </w:r>
-    </w:p>
-    <w:p>
-      <w:pPr>
-        <w:pStyle w:val="ListNumber"/>
-      </w:pPr>
-      <w:r>
-        <w:rPr>
-          <w:b/>
-        </w:rPr>
-        <w:t>Users:</w:t>
-      </w:r>
-      <w:r>
-        <w:t xml:space="preserve"> </w:t>
-      </w:r>
-      <w:r>
-        <w:rPr>
-          <w:b/>
-        </w:rPr>
-        <w:t>PILOT – COD-BYOD Users</w:t>
-      </w:r>
-      <w:r>
-        <w:t>.</w:t>
-      </w:r>
-    </w:p>
-    <w:p>
-      <w:pPr>
-        <w:pStyle w:val="ListNumber"/>
-      </w:pPr>
-      <w:r>
-        <w:rPr>
-          <w:b/>
-        </w:rPr>
-        <w:t>Target resources:</w:t>
-      </w:r>
-      <w:r>
-        <w:t xml:space="preserve"> Office 365 (and other corporate apps).</w:t>
-      </w:r>
-    </w:p>
-    <w:p>
-      <w:pPr>
-        <w:pStyle w:val="ListNumber"/>
-      </w:pPr>
-      <w:r>
-        <w:rPr>
-          <w:b/>
-        </w:rPr>
-        <w:t>Grant:</w:t>
-      </w:r>
-      <w:r>
-        <w:t xml:space="preserve"> require </w:t>
-      </w:r>
-      <w:r>
-        <w:rPr>
-          <w:b/>
-        </w:rPr>
-        <w:t>one of the following</w:t>
-      </w:r>
-      <w:r>
-        <w:t xml:space="preserve"> — </w:t>
-      </w:r>
-      <w:r>
-        <w:rPr>
-          <w:b/>
-        </w:rPr>
-        <w:t>Require device to be marked as compliant</w:t>
-      </w:r>
-      <w:r>
-        <w:t xml:space="preserve"> *(this</w:t>
-      </w:r>
-    </w:p>
-    <w:p>
-      <w:r>
-        <w:t xml:space="preserve">   is satisfied by the corporate device)* </w:t>
-      </w:r>
-      <w:r>
-        <w:rPr>
-          <w:b/>
-        </w:rPr>
-        <w:t>and/or</w:t>
-      </w:r>
-      <w:r>
-        <w:t xml:space="preserve"> </w:t>
-      </w:r>
-      <w:r>
-        <w:rPr>
-          <w:b/>
-        </w:rPr>
-        <w:t>Require app protection policy</w:t>
-      </w:r>
-      <w:r>
-        <w:t xml:space="preserve"> *(satisfied by    the personal device's managed app)*; set the control to </w:t>
-      </w:r>
-      <w:r>
-        <w:rPr>
-          <w:b/>
-        </w:rPr>
-        <w:t>Require one of the selected controls</w:t>
-      </w:r>
-      <w:r>
-        <w:t>.</w:t>
-      </w:r>
-    </w:p>
-    <w:p>
-      <w:pPr>
-        <w:pStyle w:val="ListNumber"/>
-      </w:pPr>
-      <w:r>
-        <w:rPr>
-          <w:b/>
-        </w:rPr>
-        <w:t>Enable policy:</w:t>
-      </w:r>
-      <w:r>
-        <w:t xml:space="preserve"> </w:t>
-      </w:r>
-      <w:r>
-        <w:rPr>
-          <w:b/>
-        </w:rPr>
-        <w:t>Report-only</w:t>
-      </w:r>
-      <w:r>
-        <w:t xml:space="preserve"> for the pilot → </w:t>
-      </w:r>
-      <w:r>
-        <w:rPr>
-          <w:b/>
-        </w:rPr>
-        <w:t>Create</w:t>
-      </w:r>
-      <w:r>
-        <w:t>.</w:t>
-      </w:r>
-    </w:p>
-    <w:p>
-      <w:r>
-        <w:t xml:space="preserve">This single policy is what lets the </w:t>
-      </w:r>
-      <w:r>
-        <w:rPr>
-          <w:b/>
-        </w:rPr>
-        <w:t>same account</w:t>
-      </w:r>
-      <w:r>
-        <w:t xml:space="preserve"> reach corporate data from a </w:t>
-      </w:r>
-      <w:r>
-        <w:rPr>
-          <w:b/>
-        </w:rPr>
-        <w:t>compliant COD</w:t>
-      </w:r>
-      <w:r>
-        <w:t xml:space="preserve"> or an </w:t>
-      </w:r>
-      <w:r>
-        <w:rPr>
-          <w:b/>
-        </w:rPr>
-        <w:t>app-protected BYOD</w:t>
-      </w:r>
-      <w:r>
-        <w:t xml:space="preserve"> device.</w:t>
-      </w:r>
-    </w:p>
-    <w:p>
-      <w:r>
-        <w:t>__________________________________________________</w:t>
-      </w:r>
-    </w:p>
-    <w:p>
-      <w:pPr>
-        <w:pStyle w:val="Heading2"/>
-      </w:pPr>
-      <w:r>
-        <w:t>Phase 5b — Single sign-on across the user's two devices</w:t>
-      </w:r>
-    </w:p>
-    <w:p>
-      <w:r>
-        <w:t xml:space="preserve">The goal here is that the user authenticates </w:t>
-      </w:r>
-      <w:r>
-        <w:rPr>
-          <w:b/>
-        </w:rPr>
-        <w:t>once per device</w:t>
-      </w:r>
-      <w:r>
-        <w:t xml:space="preserve"> and then gets </w:t>
-      </w:r>
-      <w:r>
-        <w:rPr>
-          <w:b/>
-        </w:rPr>
-        <w:t>silent SSO</w:t>
-      </w:r>
-      <w:r>
-        <w:t xml:space="preserve"> to Microsoft 365 and Entra apps on </w:t>
-      </w:r>
-      <w:r>
-        <w:rPr>
-          <w:b/>
-        </w:rPr>
-        <w:t>both</w:t>
-      </w:r>
-      <w:r>
-        <w:t xml:space="preserve"> of their devices, with the same account.</w:t>
-      </w:r>
-    </w:p>
-    <w:p>
-      <w:pPr>
-        <w:pStyle w:val="Heading3"/>
-      </w:pPr>
-      <w:r>
-        <w:t>Step 9a. Corporate device — broker-based SSO</w:t>
-      </w:r>
-    </w:p>
-    <w:p>
-      <w:pPr>
-        <w:pStyle w:val="ListNumber"/>
-      </w:pPr>
-      <w:r>
-        <w:t xml:space="preserve">Ensure the corporate device is </w:t>
-      </w:r>
-      <w:r>
-        <w:rPr>
-          <w:b/>
-        </w:rPr>
-        <w:t>Microsoft Entra joined</w:t>
-      </w:r>
-      <w:r>
-        <w:t xml:space="preserve"> (or Hybrid Entra joined) during</w:t>
-      </w:r>
-    </w:p>
-    <w:p>
-      <w:r>
-        <w:t xml:space="preserve">   enrollment — this gives Windows a </w:t>
-      </w:r>
-      <w:r>
-        <w:rPr>
-          <w:b/>
-        </w:rPr>
-        <w:t>Primary Refresh Token (PRT)</w:t>
-      </w:r>
-      <w:r>
-        <w:t>.</w:t>
-      </w:r>
-    </w:p>
-    <w:p>
-      <w:pPr>
-        <w:pStyle w:val="ListNumber"/>
-      </w:pPr>
-      <w:r>
-        <w:t xml:space="preserve">Confirm SSO on the device: </w:t>
       </w:r>
       <w:r>
         <w:rPr>
           <w:rFonts w:ascii="Consolas" w:hAnsi="Consolas"/>
           <w:sz w:val="19"/>
         </w:rPr>
-        <w:t>dsregcmd /status</w:t>
-      </w:r>
-      <w:r>
-        <w:t xml:space="preserve"> → </w:t>
-      </w:r>
-      <w:r>
-        <w:rPr>
-          <w:b/>
-        </w:rPr>
-        <w:t>AzureAdJoined : YES</w:t>
-      </w:r>
-      <w:r>
-        <w:t xml:space="preserve"> and </w:t>
-      </w:r>
-      <w:r>
-        <w:rPr>
-          <w:b/>
-        </w:rPr>
-        <w:t>AzureAdPrt : YES</w:t>
-      </w:r>
-      <w:r>
-        <w:t>.</w:t>
-      </w:r>
-    </w:p>
-    <w:p>
-      <w:r>
-        <w:t xml:space="preserve">   The user's Windows sign-in then flows silently into Edge/Office/Teams with no extra password.</w:t>
+        <w:t>BYOD – App Protection – Android – Pilot</w:t>
+      </w:r>
+      <w:r>
+        <w:t>).</w:t>
+      </w:r>
+    </w:p>
+    <w:p>
+      <w:pPr>
+        <w:pStyle w:val="ListNumber"/>
+      </w:pPr>
+      <w:r>
+        <w:rPr>
+          <w:b/>
+        </w:rPr>
+        <w:t>Apps:</w:t>
+      </w:r>
+      <w:r>
+        <w:t xml:space="preserve"> select the approved managed apps (Outlook, Edge, Teams, Office, OneDrive).</w:t>
+      </w:r>
+    </w:p>
+    <w:p>
+      <w:pPr>
+        <w:pStyle w:val="ListNumber"/>
+      </w:pPr>
+      <w:r>
+        <w:rPr>
+          <w:b/>
+        </w:rPr>
+        <w:t>Data protection:</w:t>
+      </w:r>
+      <w:r>
+        <w:t xml:space="preserve"> block </w:t>
+      </w:r>
+      <w:r>
+        <w:rPr>
+          <w:b/>
+        </w:rPr>
+        <w:t>backup</w:t>
+      </w:r>
+      <w:r>
+        <w:t xml:space="preserve">, restrict </w:t>
+      </w:r>
+      <w:r>
+        <w:rPr>
+          <w:b/>
+        </w:rPr>
+        <w:t>cut/copy/paste</w:t>
+      </w:r>
+      <w:r>
+        <w:t xml:space="preserve"> to managed apps, block **Save</w:t>
+      </w:r>
+    </w:p>
+    <w:p>
+      <w:r>
+        <w:t xml:space="preserve">   As** to personal locations, require corporate data to stay in managed apps.</w:t>
+      </w:r>
+    </w:p>
+    <w:p>
+      <w:pPr>
+        <w:pStyle w:val="ListNumber"/>
+      </w:pPr>
+      <w:r>
+        <w:rPr>
+          <w:b/>
+        </w:rPr>
+        <w:t>Access requirements:</w:t>
+      </w:r>
+      <w:r>
+        <w:t xml:space="preserve"> require </w:t>
+      </w:r>
+      <w:r>
+        <w:rPr>
+          <w:b/>
+        </w:rPr>
+        <w:t>PIN</w:t>
+      </w:r>
+      <w:r>
+        <w:t xml:space="preserve"> / org credentials to access; set offline timeouts.</w:t>
+      </w:r>
+    </w:p>
+    <w:p>
+      <w:pPr>
+        <w:pStyle w:val="ListNumber"/>
+      </w:pPr>
+      <w:r>
+        <w:rPr>
+          <w:b/>
+        </w:rPr>
+        <w:t>Assignments:</w:t>
+      </w:r>
+      <w:r>
+        <w:t xml:space="preserve"> assign to </w:t>
+      </w:r>
+      <w:r>
+        <w:rPr>
+          <w:b/>
+        </w:rPr>
+        <w:t>PILOT – COD-BYOD Users</w:t>
+      </w:r>
+      <w:r>
+        <w:t>. *(App Protection is identity-based — it</w:t>
+      </w:r>
+    </w:p>
+    <w:p>
+      <w:r>
+        <w:t xml:space="preserve">   applies to the user wherever they sign into the managed app, so it naturally targets the personal    device without device enrollment.)*</w:t>
       </w:r>
     </w:p>
     <w:p>
@@ -3591,7 +3175,7 @@
         <w:pStyle w:val="Heading3"/>
       </w:pPr>
       <w:r>
-        <w:t>Step 9b. Personal device — Microsoft Authenticator broker</w:t>
+        <w:t>Step 8. Make the approved apps available to BYOD users</w:t>
       </w:r>
     </w:p>
     <w:p>
@@ -3599,30 +3183,13 @@
         <w:pStyle w:val="ListNumber"/>
       </w:pPr>
       <w:r>
-        <w:t xml:space="preserve">On the personal device, the user installs </w:t>
-      </w:r>
-      <w:r>
-        <w:rPr>
-          <w:b/>
-        </w:rPr>
-        <w:t>Microsoft Authenticator</w:t>
-      </w:r>
-      <w:r>
-        <w:t xml:space="preserve"> (iOS/Android) — it is the</w:t>
-      </w:r>
-    </w:p>
-    <w:p>
-      <w:r>
-        <w:t xml:space="preserve">   </w:t>
-      </w:r>
-      <w:r>
-        <w:rPr>
-          <w:b/>
-        </w:rPr>
-        <w:t>identity broker</w:t>
-      </w:r>
-      <w:r>
-        <w:t xml:space="preserve"> that App Protection onboarding registers.</w:t>
+        <w:rPr>
+          <w:b/>
+        </w:rPr>
+        <w:t>Apps → (platform) → Add</w:t>
+      </w:r>
+      <w:r>
+        <w:t xml:space="preserve"> Outlook, Edge, Teams, Office, Company Portal as needed.</w:t>
       </w:r>
     </w:p>
     <w:p>
@@ -3630,21 +3197,51 @@
         <w:pStyle w:val="ListNumber"/>
       </w:pPr>
       <w:r>
-        <w:t>The first sign-in to a managed app (Outlook/Edge/Teams) registers the account through the broker;</w:t>
-      </w:r>
-    </w:p>
-    <w:p>
-      <w:r>
-        <w:t xml:space="preserve">   afterward, </w:t>
-      </w:r>
-      <w:r>
-        <w:rPr>
-          <w:b/>
-        </w:rPr>
-        <w:t>other approved apps get silent SSO</w:t>
-      </w:r>
-      <w:r>
-        <w:t xml:space="preserve"> with the same account (no re-login per app).</w:t>
+        <w:t xml:space="preserve">Assign them </w:t>
+      </w:r>
+      <w:r>
+        <w:rPr>
+          <w:b/>
+        </w:rPr>
+        <w:t>Available</w:t>
+      </w:r>
+      <w:r>
+        <w:t xml:space="preserve"> to </w:t>
+      </w:r>
+      <w:r>
+        <w:rPr>
+          <w:b/>
+        </w:rPr>
+        <w:t>PILOT – COD-BYOD Users</w:t>
+      </w:r>
+      <w:r>
+        <w:t xml:space="preserve"> so users install them from Company</w:t>
+      </w:r>
+    </w:p>
+    <w:p>
+      <w:r>
+        <w:t xml:space="preserve">   Portal / store.</w:t>
+      </w:r>
+    </w:p>
+    <w:p>
+      <w:r>
+        <w:t>__________________________________________________</w:t>
+      </w:r>
+    </w:p>
+    <w:p>
+      <w:pPr>
+        <w:pStyle w:val="Heading2"/>
+      </w:pPr>
+      <w:r>
+        <w:t>Phase 5 — Unify access with Conditional Access</w:t>
+      </w:r>
+    </w:p>
+    <w:p>
+      <w:pPr>
+        <w:pStyle w:val="Heading3"/>
+      </w:pPr>
+      <w:r>
+        <w:t>Step 9. One Conditional Access policy for both device types</w:t>
       </w:r>
     </w:p>
     <w:p>
@@ -3652,312 +3249,26 @@
         <w:pStyle w:val="ListNumber"/>
       </w:pPr>
       <w:r>
-        <w:t xml:space="preserve">Do </w:t>
-      </w:r>
-      <w:r>
-        <w:rPr>
-          <w:b/>
-        </w:rPr>
-        <w:t>not</w:t>
-      </w:r>
-      <w:r>
-        <w:t xml:space="preserve"> require full device enrollment for SSO — the broker provides SSO while the device stays</w:t>
-      </w:r>
-    </w:p>
-    <w:p>
-      <w:r>
-        <w:t xml:space="preserve">   BYOD (App Protection only).</w:t>
-      </w:r>
-    </w:p>
-    <w:p>
-      <w:pPr>
-        <w:pStyle w:val="Heading3"/>
-      </w:pPr>
-      <w:r>
-        <w:t>Step 9c. Confirm the same identity owns both</w:t>
-      </w:r>
-    </w:p>
-    <w:p>
-      <w:pPr>
-        <w:pStyle w:val="ListNumber"/>
-      </w:pPr>
-      <w:r>
         <w:t xml:space="preserve">Entra → </w:t>
       </w:r>
       <w:r>
         <w:rPr>
           <w:b/>
         </w:rPr>
-        <w:t>Devices</w:t>
-      </w:r>
-      <w:r>
-        <w:t xml:space="preserve"> → filter by the pilot user: confirm the </w:t>
-      </w:r>
-      <w:r>
-        <w:rPr>
-          <w:b/>
-        </w:rPr>
-        <w:t>same UPN</w:t>
-      </w:r>
-      <w:r>
-        <w:t xml:space="preserve"> has the corporate device</w:t>
-      </w:r>
-    </w:p>
-    <w:p>
-      <w:r>
-        <w:t xml:space="preserve">   (Entra joined) </w:t>
-      </w:r>
-      <w:r>
-        <w:rPr>
-          <w:b/>
-        </w:rPr>
-        <w:t>and</w:t>
-      </w:r>
-      <w:r>
-        <w:t xml:space="preserve"> a registered personal device under one identity.</w:t>
-      </w:r>
-    </w:p>
-    <w:p>
-      <w:pPr>
-        <w:pStyle w:val="ListNumber"/>
-      </w:pPr>
-      <w:r>
-        <w:t>The user should now move between their two devices and into M365 apps **without re-entering</w:t>
-      </w:r>
-    </w:p>
-    <w:p>
-      <w:r>
-        <w:t xml:space="preserve">   credentials** beyond the one sign-in per device.</w:t>
-      </w:r>
-    </w:p>
-    <w:p>
-      <w:r>
-        <w:t>__________________________________________________</w:t>
-      </w:r>
-    </w:p>
-    <w:p>
-      <w:pPr>
-        <w:pStyle w:val="Heading2"/>
-      </w:pPr>
-      <w:r>
-        <w:t>Phase 6 — Pilot, validate, expand</w:t>
-      </w:r>
-    </w:p>
-    <w:p>
-      <w:pPr>
-        <w:pStyle w:val="Heading3"/>
-      </w:pPr>
-      <w:r>
-        <w:t>Step 10. Pilot with one user on two devices</w:t>
-      </w:r>
-    </w:p>
-    <w:p>
-      <w:pPr>
-        <w:pStyle w:val="ListNumber"/>
-      </w:pPr>
-      <w:r>
-        <w:t xml:space="preserve">As a pilot user, enroll a </w:t>
-      </w:r>
-      <w:r>
-        <w:rPr>
-          <w:b/>
-        </w:rPr>
-        <w:t>corporate</w:t>
-      </w:r>
-      <w:r>
-        <w:t xml:space="preserve"> device (it tags Corporate → gets compliance/config).</w:t>
-      </w:r>
-    </w:p>
-    <w:p>
-      <w:pPr>
-        <w:pStyle w:val="ListNumber"/>
-      </w:pPr>
-      <w:r>
-        <w:t xml:space="preserve">On a </w:t>
-      </w:r>
-      <w:r>
-        <w:rPr>
-          <w:b/>
-        </w:rPr>
-        <w:t>personal</w:t>
-      </w:r>
-      <w:r>
-        <w:t xml:space="preserve"> device, sign into </w:t>
-      </w:r>
-      <w:r>
-        <w:rPr>
-          <w:b/>
-        </w:rPr>
-        <w:t>Outlook/Edge</w:t>
-      </w:r>
-      <w:r>
-        <w:t xml:space="preserve"> with the </w:t>
-      </w:r>
-      <w:r>
-        <w:rPr>
-          <w:b/>
-        </w:rPr>
-        <w:t>same account</w:t>
-      </w:r>
-      <w:r>
-        <w:t xml:space="preserve"> → the App</w:t>
-      </w:r>
-    </w:p>
-    <w:p>
-      <w:r>
-        <w:t xml:space="preserve">   Protection policy applies (PIN prompt, managed-app data containment).</w:t>
-      </w:r>
-    </w:p>
-    <w:p>
-      <w:pPr>
-        <w:pStyle w:val="ListNumber"/>
-      </w:pPr>
-      <w:r>
-        <w:t xml:space="preserve">Confirm the </w:t>
-      </w:r>
-      <w:r>
-        <w:rPr>
-          <w:b/>
-        </w:rPr>
-        <w:t>same UPN</w:t>
-      </w:r>
-      <w:r>
-        <w:t xml:space="preserve"> now owns both a Corporate and a Personal device in Intune.</w:t>
-      </w:r>
-    </w:p>
-    <w:p>
-      <w:pPr>
-        <w:pStyle w:val="Heading3"/>
-      </w:pPr>
-      <w:r>
-        <w:t>Step 11. Validate</w:t>
-      </w:r>
-    </w:p>
-    <w:p>
-      <w:pPr>
-        <w:pStyle w:val="ListNumber"/>
-      </w:pPr>
-      <w:r>
-        <w:t xml:space="preserve">Run </w:t>
-      </w:r>
-      <w:r>
-        <w:rPr>
-          <w:b/>
-        </w:rPr>
-        <w:t>`DUALDEV-Discovery.ps1`</w:t>
-      </w:r>
-      <w:r>
-        <w:t xml:space="preserve"> (tenant readiness) and </w:t>
-      </w:r>
-      <w:r>
-        <w:rPr>
-          <w:b/>
-        </w:rPr>
-        <w:t>`DUALDEV-Validation.ps1 -User &lt;upn&gt;`</w:t>
-      </w:r>
-      <w:r>
-        <w:t>:</w:t>
-      </w:r>
-    </w:p>
-    <w:p>
-      <w:r>
-        <w:t xml:space="preserve">   confirm the user has </w:t>
-      </w:r>
-      <w:r>
-        <w:rPr>
-          <w:b/>
-        </w:rPr>
-        <w:t>one Corporate</w:t>
-      </w:r>
-      <w:r>
-        <w:t xml:space="preserve"> device (compliant) and </w:t>
-      </w:r>
-      <w:r>
-        <w:rPr>
-          <w:b/>
-        </w:rPr>
-        <w:t>one Personal</w:t>
-      </w:r>
-      <w:r>
-        <w:t xml:space="preserve"> device (app    protection applied), under a single identity.</w:t>
-      </w:r>
-    </w:p>
-    <w:p>
-      <w:pPr>
-        <w:pStyle w:val="ListNumber"/>
-      </w:pPr>
-      <w:r>
-        <w:t xml:space="preserve">Confirm the </w:t>
-      </w:r>
-      <w:r>
-        <w:rPr>
-          <w:b/>
-        </w:rPr>
-        <w:t>Corporate</w:t>
-      </w:r>
-      <w:r>
-        <w:t xml:space="preserve"> filter applied device policy and the </w:t>
-      </w:r>
-      <w:r>
-        <w:rPr>
-          <w:b/>
-        </w:rPr>
-        <w:t>Personal</w:t>
-      </w:r>
-      <w:r>
-        <w:t xml:space="preserve"> filter did not (and</w:t>
-      </w:r>
-    </w:p>
-    <w:p>
-      <w:r>
-        <w:t xml:space="preserve">   vice-versa for app protection).</w:t>
-      </w:r>
-    </w:p>
-    <w:p>
-      <w:pPr>
-        <w:pStyle w:val="ListNumber"/>
-      </w:pPr>
-      <w:r>
-        <w:rPr>
-          <w:b/>
-        </w:rPr>
-        <w:t>Verify single sign-on:</w:t>
-      </w:r>
-      <w:r>
-        <w:t xml:space="preserve"> on the corporate device </w:t>
+        <w:t>Protection → Conditional Access → Create new policy</w:t>
+      </w:r>
+      <w:r>
+        <w:t xml:space="preserve"> → name it </w:t>
       </w:r>
       <w:r>
         <w:rPr>
           <w:rFonts w:ascii="Consolas" w:hAnsi="Consolas"/>
           <w:sz w:val="19"/>
         </w:rPr>
-        <w:t>dsregcmd /status</w:t>
-      </w:r>
-      <w:r>
-        <w:t xml:space="preserve"> shows </w:t>
-      </w:r>
-      <w:r>
-        <w:rPr>
-          <w:b/>
-        </w:rPr>
-        <w:t>AzureAdPrt : YES</w:t>
-      </w:r>
-      <w:r>
-        <w:t>;</w:t>
-      </w:r>
-    </w:p>
-    <w:p>
-      <w:r>
-        <w:t xml:space="preserve">   on the personal device, after the first managed-app sign-in, a second approved app (e.g. Teams)    opens </w:t>
-      </w:r>
-      <w:r>
-        <w:rPr>
-          <w:b/>
-        </w:rPr>
-        <w:t>without</w:t>
-      </w:r>
-      <w:r>
-        <w:t xml:space="preserve"> a fresh password prompt — silent SSO on both devices for the one account.</w:t>
+        <w:t>CA – COD-BYOD Access</w:t>
+      </w:r>
+      <w:r>
+        <w:t>.</w:t>
       </w:r>
     </w:p>
     <w:p>
@@ -3965,16 +3276,209 @@
         <w:pStyle w:val="ListNumber"/>
       </w:pPr>
       <w:r>
-        <w:t xml:space="preserve">Review Conditional Access </w:t>
-      </w:r>
-      <w:r>
-        <w:rPr>
-          <w:b/>
-        </w:rPr>
-        <w:t>report-only</w:t>
-      </w:r>
-      <w:r>
-        <w:t xml:space="preserve"> results for the pilot user.</w:t>
+        <w:rPr>
+          <w:b/>
+        </w:rPr>
+        <w:t>Users:</w:t>
+      </w:r>
+      <w:r>
+        <w:t xml:space="preserve"> </w:t>
+      </w:r>
+      <w:r>
+        <w:rPr>
+          <w:b/>
+        </w:rPr>
+        <w:t>PILOT – COD-BYOD Users</w:t>
+      </w:r>
+      <w:r>
+        <w:t>.</w:t>
+      </w:r>
+    </w:p>
+    <w:p>
+      <w:pPr>
+        <w:pStyle w:val="ListNumber"/>
+      </w:pPr>
+      <w:r>
+        <w:rPr>
+          <w:b/>
+        </w:rPr>
+        <w:t>Target resources:</w:t>
+      </w:r>
+      <w:r>
+        <w:t xml:space="preserve"> Office 365 (and other corporate apps).</w:t>
+      </w:r>
+    </w:p>
+    <w:p>
+      <w:pPr>
+        <w:pStyle w:val="ListNumber"/>
+      </w:pPr>
+      <w:r>
+        <w:rPr>
+          <w:b/>
+        </w:rPr>
+        <w:t>Grant:</w:t>
+      </w:r>
+      <w:r>
+        <w:t xml:space="preserve"> require </w:t>
+      </w:r>
+      <w:r>
+        <w:rPr>
+          <w:b/>
+        </w:rPr>
+        <w:t>one of the following</w:t>
+      </w:r>
+      <w:r>
+        <w:t xml:space="preserve"> — </w:t>
+      </w:r>
+      <w:r>
+        <w:rPr>
+          <w:b/>
+        </w:rPr>
+        <w:t>Require device to be marked as compliant</w:t>
+      </w:r>
+      <w:r>
+        <w:t xml:space="preserve"> *(this</w:t>
+      </w:r>
+    </w:p>
+    <w:p>
+      <w:r>
+        <w:t xml:space="preserve">   is satisfied by the corporate device)* </w:t>
+      </w:r>
+      <w:r>
+        <w:rPr>
+          <w:b/>
+        </w:rPr>
+        <w:t>and/or</w:t>
+      </w:r>
+      <w:r>
+        <w:t xml:space="preserve"> </w:t>
+      </w:r>
+      <w:r>
+        <w:rPr>
+          <w:b/>
+        </w:rPr>
+        <w:t>Require app protection policy</w:t>
+      </w:r>
+      <w:r>
+        <w:t xml:space="preserve"> *(satisfied by    the personal device's managed app)*; set the control to </w:t>
+      </w:r>
+      <w:r>
+        <w:rPr>
+          <w:b/>
+        </w:rPr>
+        <w:t>Require one of the selected controls</w:t>
+      </w:r>
+      <w:r>
+        <w:t>.</w:t>
+      </w:r>
+    </w:p>
+    <w:p>
+      <w:pPr>
+        <w:pStyle w:val="ListNumber"/>
+      </w:pPr>
+      <w:r>
+        <w:rPr>
+          <w:b/>
+        </w:rPr>
+        <w:t>Enable policy:</w:t>
+      </w:r>
+      <w:r>
+        <w:t xml:space="preserve"> </w:t>
+      </w:r>
+      <w:r>
+        <w:rPr>
+          <w:b/>
+        </w:rPr>
+        <w:t>Report-only</w:t>
+      </w:r>
+      <w:r>
+        <w:t xml:space="preserve"> for the pilot → </w:t>
+      </w:r>
+      <w:r>
+        <w:rPr>
+          <w:b/>
+        </w:rPr>
+        <w:t>Create</w:t>
+      </w:r>
+      <w:r>
+        <w:t>.</w:t>
+      </w:r>
+    </w:p>
+    <w:p>
+      <w:r>
+        <w:t xml:space="preserve">This single policy is what lets the </w:t>
+      </w:r>
+      <w:r>
+        <w:rPr>
+          <w:b/>
+        </w:rPr>
+        <w:t>same account</w:t>
+      </w:r>
+      <w:r>
+        <w:t xml:space="preserve"> reach corporate data from a </w:t>
+      </w:r>
+      <w:r>
+        <w:rPr>
+          <w:b/>
+        </w:rPr>
+        <w:t>compliant COD</w:t>
+      </w:r>
+      <w:r>
+        <w:t xml:space="preserve"> or an </w:t>
+      </w:r>
+      <w:r>
+        <w:rPr>
+          <w:b/>
+        </w:rPr>
+        <w:t>app-protected BYOD</w:t>
+      </w:r>
+      <w:r>
+        <w:t xml:space="preserve"> device.</w:t>
+      </w:r>
+    </w:p>
+    <w:p>
+      <w:r>
+        <w:t>__________________________________________________</w:t>
+      </w:r>
+    </w:p>
+    <w:p>
+      <w:pPr>
+        <w:pStyle w:val="Heading2"/>
+      </w:pPr>
+      <w:r>
+        <w:t>Phase 5b — Single sign-on across the user's two devices</w:t>
+      </w:r>
+    </w:p>
+    <w:p>
+      <w:r>
+        <w:t xml:space="preserve">The goal here is that the user authenticates </w:t>
+      </w:r>
+      <w:r>
+        <w:rPr>
+          <w:b/>
+        </w:rPr>
+        <w:t>once per device</w:t>
+      </w:r>
+      <w:r>
+        <w:t xml:space="preserve"> and then gets </w:t>
+      </w:r>
+      <w:r>
+        <w:rPr>
+          <w:b/>
+        </w:rPr>
+        <w:t>silent SSO</w:t>
+      </w:r>
+      <w:r>
+        <w:t xml:space="preserve"> to Microsoft 365 and Entra apps on </w:t>
+      </w:r>
+      <w:r>
+        <w:rPr>
+          <w:b/>
+        </w:rPr>
+        <w:t>both</w:t>
+      </w:r>
+      <w:r>
+        <w:t xml:space="preserve"> of their devices, with the same account.</w:t>
       </w:r>
     </w:p>
     <w:p>
@@ -3982,7 +3486,7 @@
         <w:pStyle w:val="Heading3"/>
       </w:pPr>
       <w:r>
-        <w:t>Step 12. Expand</w:t>
+        <w:t>Step 9a. Corporate device — broker-based SSO</w:t>
       </w:r>
     </w:p>
     <w:p>
@@ -3990,7 +3494,30 @@
         <w:pStyle w:val="ListNumber"/>
       </w:pPr>
       <w:r>
-        <w:t>When the pilot passes, widen the assignments from the pilot group to broader user groups.</w:t>
+        <w:t xml:space="preserve">Ensure the corporate device is </w:t>
+      </w:r>
+      <w:r>
+        <w:rPr>
+          <w:b/>
+        </w:rPr>
+        <w:t>Microsoft Entra joined</w:t>
+      </w:r>
+      <w:r>
+        <w:t xml:space="preserve"> (or Hybrid Entra joined) during</w:t>
+      </w:r>
+    </w:p>
+    <w:p>
+      <w:r>
+        <w:t xml:space="preserve">   enrollment — this gives Windows a </w:t>
+      </w:r>
+      <w:r>
+        <w:rPr>
+          <w:b/>
+        </w:rPr>
+        <w:t>Primary Refresh Token (PRT)</w:t>
+      </w:r>
+      <w:r>
+        <w:t>.</w:t>
       </w:r>
     </w:p>
     <w:p>
@@ -3998,129 +3525,189 @@
         <w:pStyle w:val="ListNumber"/>
       </w:pPr>
       <w:r>
-        <w:t xml:space="preserve">Move </w:t>
-      </w:r>
-      <w:r>
-        <w:rPr>
-          <w:b/>
-        </w:rPr>
-        <w:t>CA – COD-BYOD Access</w:t>
-      </w:r>
-      <w:r>
-        <w:t xml:space="preserve"> from </w:t>
-      </w:r>
-      <w:r>
-        <w:rPr>
-          <w:b/>
-        </w:rPr>
-        <w:t>report-only</w:t>
-      </w:r>
-      <w:r>
-        <w:t xml:space="preserve"> to </w:t>
-      </w:r>
-      <w:r>
-        <w:rPr>
-          <w:b/>
-        </w:rPr>
-        <w:t>On</w:t>
-      </w:r>
-      <w:r>
-        <w:t>.</w:t>
-      </w:r>
-    </w:p>
-    <w:p>
-      <w:pPr>
-        <w:pStyle w:val="ListNumber"/>
-      </w:pPr>
-      <w:r>
-        <w:t>Roll out in waves, validating each wave with the scripts before widening.</w:t>
-      </w:r>
-    </w:p>
-    <w:p>
-      <w:pPr>
-        <w:pStyle w:val="Heading1"/>
-      </w:pPr>
-      <w:r>
-        <w:t>5. Testing &amp; Validation — Dual-Device (Personal + Corporate) Management with Single Sign-On</w:t>
-      </w:r>
-    </w:p>
-    <w:p>
-      <w:r>
-        <w:t xml:space="preserve">Validate against a </w:t>
-      </w:r>
-      <w:r>
-        <w:rPr>
-          <w:b/>
-        </w:rPr>
-        <w:t>pilot user with two devices</w:t>
-      </w:r>
-      <w:r>
-        <w:t xml:space="preserve"> (one corporate, one personal) before expanding. Each test has an explicit </w:t>
-      </w:r>
-      <w:r>
-        <w:rPr>
-          <w:b/>
-        </w:rPr>
-        <w:t>pass/fail gate</w:t>
-      </w:r>
-      <w:r>
-        <w:t>. Use the included PowerShell scripts (Microsoft Graph) for tenant-side checks and the on-device steps for the user experience.</w:t>
-      </w:r>
-    </w:p>
-    <w:p>
-      <w:pPr>
-        <w:pStyle w:val="Heading2"/>
-      </w:pPr>
-      <w:r>
-        <w:t>Test 1 — Tenant readiness</w:t>
-      </w:r>
-    </w:p>
-    <w:p>
-      <w:r>
-        <w:rPr>
-          <w:b/>
-        </w:rPr>
-        <w:t>Procedure:</w:t>
-      </w:r>
-      <w:r>
-        <w:t xml:space="preserve"> Run </w:t>
+        <w:t xml:space="preserve">Confirm SSO on the device: </w:t>
       </w:r>
       <w:r>
         <w:rPr>
           <w:rFonts w:ascii="Consolas" w:hAnsi="Consolas"/>
           <w:sz w:val="19"/>
         </w:rPr>
-        <w:t>DUALDEV-Discovery.ps1</w:t>
-      </w:r>
-      <w:r>
-        <w:t xml:space="preserve">. </w:t>
-      </w:r>
-      <w:r>
-        <w:rPr>
-          <w:b/>
-        </w:rPr>
-        <w:t>Pass:</w:t>
-      </w:r>
-      <w:r>
-        <w:t xml:space="preserve"> Enrollment restrictions allow the intended Personal/Corporate split, an App Protection policy exists, a compliance policy exists, Corporate/Personal </w:t>
-      </w:r>
-      <w:r>
-        <w:rPr>
-          <w:b/>
-        </w:rPr>
-        <w:t>device filters</w:t>
-      </w:r>
-      <w:r>
-        <w:t xml:space="preserve"> exist, Company Portal is assigned, and a Conditional Access policy is present. </w:t>
-      </w:r>
-      <w:r>
-        <w:rPr>
-          <w:b/>
-        </w:rPr>
-        <w:t>Fail:</w:t>
-      </w:r>
-      <w:r>
-        <w:t xml:space="preserve"> Any missing → resolve before piloting.</w:t>
+        <w:t>dsregcmd /status</w:t>
+      </w:r>
+      <w:r>
+        <w:t xml:space="preserve"> → </w:t>
+      </w:r>
+      <w:r>
+        <w:rPr>
+          <w:b/>
+        </w:rPr>
+        <w:t>AzureAdJoined : YES</w:t>
+      </w:r>
+      <w:r>
+        <w:t xml:space="preserve"> and </w:t>
+      </w:r>
+      <w:r>
+        <w:rPr>
+          <w:b/>
+        </w:rPr>
+        <w:t>AzureAdPrt : YES</w:t>
+      </w:r>
+      <w:r>
+        <w:t>.</w:t>
+      </w:r>
+    </w:p>
+    <w:p>
+      <w:r>
+        <w:t xml:space="preserve">   The user's Windows sign-in then flows silently into Edge/Office/Teams with no extra password.</w:t>
+      </w:r>
+    </w:p>
+    <w:p>
+      <w:pPr>
+        <w:pStyle w:val="Heading3"/>
+      </w:pPr>
+      <w:r>
+        <w:t>Step 9b. Personal device — Microsoft Authenticator broker</w:t>
+      </w:r>
+    </w:p>
+    <w:p>
+      <w:pPr>
+        <w:pStyle w:val="ListNumber"/>
+      </w:pPr>
+      <w:r>
+        <w:t xml:space="preserve">On the personal device, the user installs </w:t>
+      </w:r>
+      <w:r>
+        <w:rPr>
+          <w:b/>
+        </w:rPr>
+        <w:t>Microsoft Authenticator</w:t>
+      </w:r>
+      <w:r>
+        <w:t xml:space="preserve"> (iOS/Android) — it is the</w:t>
+      </w:r>
+    </w:p>
+    <w:p>
+      <w:r>
+        <w:t xml:space="preserve">   </w:t>
+      </w:r>
+      <w:r>
+        <w:rPr>
+          <w:b/>
+        </w:rPr>
+        <w:t>identity broker</w:t>
+      </w:r>
+      <w:r>
+        <w:t xml:space="preserve"> that App Protection onboarding registers.</w:t>
+      </w:r>
+    </w:p>
+    <w:p>
+      <w:pPr>
+        <w:pStyle w:val="ListNumber"/>
+      </w:pPr>
+      <w:r>
+        <w:t>The first sign-in to a managed app (Outlook/Edge/Teams) registers the account through the broker;</w:t>
+      </w:r>
+    </w:p>
+    <w:p>
+      <w:r>
+        <w:t xml:space="preserve">   afterward, </w:t>
+      </w:r>
+      <w:r>
+        <w:rPr>
+          <w:b/>
+        </w:rPr>
+        <w:t>other approved apps get silent SSO</w:t>
+      </w:r>
+      <w:r>
+        <w:t xml:space="preserve"> with the same account (no re-login per app).</w:t>
+      </w:r>
+    </w:p>
+    <w:p>
+      <w:pPr>
+        <w:pStyle w:val="ListNumber"/>
+      </w:pPr>
+      <w:r>
+        <w:t xml:space="preserve">Do </w:t>
+      </w:r>
+      <w:r>
+        <w:rPr>
+          <w:b/>
+        </w:rPr>
+        <w:t>not</w:t>
+      </w:r>
+      <w:r>
+        <w:t xml:space="preserve"> require full device enrollment for SSO — the broker provides SSO while the device stays</w:t>
+      </w:r>
+    </w:p>
+    <w:p>
+      <w:r>
+        <w:t xml:space="preserve">   BYOD (App Protection only).</w:t>
+      </w:r>
+    </w:p>
+    <w:p>
+      <w:pPr>
+        <w:pStyle w:val="Heading3"/>
+      </w:pPr>
+      <w:r>
+        <w:t>Step 9c. Confirm the same identity owns both</w:t>
+      </w:r>
+    </w:p>
+    <w:p>
+      <w:pPr>
+        <w:pStyle w:val="ListNumber"/>
+      </w:pPr>
+      <w:r>
+        <w:t xml:space="preserve">Entra → </w:t>
+      </w:r>
+      <w:r>
+        <w:rPr>
+          <w:b/>
+        </w:rPr>
+        <w:t>Devices</w:t>
+      </w:r>
+      <w:r>
+        <w:t xml:space="preserve"> → filter by the pilot user: confirm the </w:t>
+      </w:r>
+      <w:r>
+        <w:rPr>
+          <w:b/>
+        </w:rPr>
+        <w:t>same UPN</w:t>
+      </w:r>
+      <w:r>
+        <w:t xml:space="preserve"> has the corporate device</w:t>
+      </w:r>
+    </w:p>
+    <w:p>
+      <w:r>
+        <w:t xml:space="preserve">   (Entra joined) </w:t>
+      </w:r>
+      <w:r>
+        <w:rPr>
+          <w:b/>
+        </w:rPr>
+        <w:t>and</w:t>
+      </w:r>
+      <w:r>
+        <w:t xml:space="preserve"> a registered personal device under one identity.</w:t>
+      </w:r>
+    </w:p>
+    <w:p>
+      <w:pPr>
+        <w:pStyle w:val="ListNumber"/>
+      </w:pPr>
+      <w:r>
+        <w:t>The user should now move between their two devices and into M365 apps **without re-entering</w:t>
+      </w:r>
+    </w:p>
+    <w:p>
+      <w:r>
+        <w:t xml:space="preserve">   credentials** beyond the one sign-in per device.</w:t>
+      </w:r>
+    </w:p>
+    <w:p>
+      <w:r>
+        <w:t>__________________________________________________</w:t>
       </w:r>
     </w:p>
     <w:p>
@@ -4128,664 +3715,156 @@
         <w:pStyle w:val="Heading2"/>
       </w:pPr>
       <w:r>
-        <w:t>Test 2 — Single identity, two devices</w:t>
-      </w:r>
-    </w:p>
-    <w:p>
-      <w:r>
-        <w:rPr>
-          <w:b/>
-        </w:rPr>
-        <w:t>Procedure:</w:t>
-      </w:r>
-      <w:r>
-        <w:t xml:space="preserve"> Run </w:t>
+        <w:t>Phase 6 — Pilot, validate, expand</w:t>
+      </w:r>
+    </w:p>
+    <w:p>
+      <w:pPr>
+        <w:pStyle w:val="Heading3"/>
+      </w:pPr>
+      <w:r>
+        <w:t>Step 10. Pilot with one user on two devices</w:t>
+      </w:r>
+    </w:p>
+    <w:p>
+      <w:pPr>
+        <w:pStyle w:val="ListNumber"/>
+      </w:pPr>
+      <w:r>
+        <w:t xml:space="preserve">As a pilot user, enroll a </w:t>
+      </w:r>
+      <w:r>
+        <w:rPr>
+          <w:b/>
+        </w:rPr>
+        <w:t>corporate</w:t>
+      </w:r>
+      <w:r>
+        <w:t xml:space="preserve"> device (it tags Corporate → gets compliance/config).</w:t>
+      </w:r>
+    </w:p>
+    <w:p>
+      <w:pPr>
+        <w:pStyle w:val="ListNumber"/>
+      </w:pPr>
+      <w:r>
+        <w:t xml:space="preserve">On a </w:t>
+      </w:r>
+      <w:r>
+        <w:rPr>
+          <w:b/>
+        </w:rPr>
+        <w:t>personal</w:t>
+      </w:r>
+      <w:r>
+        <w:t xml:space="preserve"> device, sign into </w:t>
+      </w:r>
+      <w:r>
+        <w:rPr>
+          <w:b/>
+        </w:rPr>
+        <w:t>Outlook/Edge</w:t>
+      </w:r>
+      <w:r>
+        <w:t xml:space="preserve"> with the </w:t>
+      </w:r>
+      <w:r>
+        <w:rPr>
+          <w:b/>
+        </w:rPr>
+        <w:t>same account</w:t>
+      </w:r>
+      <w:r>
+        <w:t xml:space="preserve"> → the App</w:t>
+      </w:r>
+    </w:p>
+    <w:p>
+      <w:r>
+        <w:t xml:space="preserve">   Protection policy applies (PIN prompt, managed-app data containment).</w:t>
+      </w:r>
+    </w:p>
+    <w:p>
+      <w:pPr>
+        <w:pStyle w:val="ListNumber"/>
+      </w:pPr>
+      <w:r>
+        <w:t xml:space="preserve">Confirm the </w:t>
+      </w:r>
+      <w:r>
+        <w:rPr>
+          <w:b/>
+        </w:rPr>
+        <w:t>same UPN</w:t>
+      </w:r>
+      <w:r>
+        <w:t xml:space="preserve"> now owns both a Corporate and a Personal device in Intune.</w:t>
+      </w:r>
+    </w:p>
+    <w:p>
+      <w:pPr>
+        <w:pStyle w:val="Heading3"/>
+      </w:pPr>
+      <w:r>
+        <w:t>Step 11. Validate</w:t>
+      </w:r>
+    </w:p>
+    <w:p>
+      <w:pPr>
+        <w:pStyle w:val="ListNumber"/>
+      </w:pPr>
+      <w:r>
+        <w:t xml:space="preserve">Run </w:t>
       </w:r>
       <w:r>
         <w:rPr>
           <w:rFonts w:ascii="Consolas" w:hAnsi="Consolas"/>
           <w:sz w:val="19"/>
         </w:rPr>
-        <w:t>DUALDEV-Validation.ps1 -User &lt;upn&gt;</w:t>
-      </w:r>
-      <w:r>
-        <w:t xml:space="preserve"> for the pilot user. </w:t>
-      </w:r>
-      <w:r>
-        <w:rPr>
-          <w:b/>
-        </w:rPr>
-        <w:t>Pass:</w:t>
-      </w:r>
-      <w:r>
-        <w:t xml:space="preserve"> The </w:t>
-      </w:r>
-      <w:r>
-        <w:rPr>
-          <w:b/>
-        </w:rPr>
-        <w:t>same UPN</w:t>
-      </w:r>
-      <w:r>
-        <w:t xml:space="preserve"> owns at least one </w:t>
-      </w:r>
-      <w:r>
-        <w:rPr>
-          <w:b/>
-        </w:rPr>
-        <w:t>Corporate</w:t>
-      </w:r>
-      <w:r>
-        <w:t xml:space="preserve"> device and one </w:t>
-      </w:r>
-      <w:r>
-        <w:rPr>
-          <w:b/>
-        </w:rPr>
-        <w:t>Personal</w:t>
-      </w:r>
-      <w:r>
-        <w:t xml:space="preserve"> device. </w:t>
-      </w:r>
-      <w:r>
-        <w:rPr>
-          <w:b/>
-        </w:rPr>
-        <w:t>Fail:</w:t>
-      </w:r>
-      <w:r>
-        <w:t xml:space="preserve"> Devices split across different accounts → consolidate identity (Requirements R1).</w:t>
-      </w:r>
-    </w:p>
-    <w:p>
-      <w:pPr>
-        <w:pStyle w:val="Heading2"/>
-      </w:pPr>
-      <w:r>
-        <w:t>Test 3 — Corporate device gets full MDM</w:t>
-      </w:r>
-    </w:p>
-    <w:p>
-      <w:r>
-        <w:rPr>
-          <w:b/>
-        </w:rPr>
-        <w:t>Procedure:</w:t>
-      </w:r>
-      <w:r>
-        <w:t xml:space="preserve"> Inspect the pilot </w:t>
-      </w:r>
-      <w:r>
-        <w:rPr>
-          <w:b/>
-        </w:rPr>
-        <w:t>corporate</w:t>
-      </w:r>
-      <w:r>
-        <w:t xml:space="preserve"> device in Intune. </w:t>
-      </w:r>
-      <w:r>
-        <w:rPr>
-          <w:b/>
-        </w:rPr>
-        <w:t>Pass:</w:t>
-      </w:r>
-      <w:r>
-        <w:t xml:space="preserve"> Ownership = </w:t>
-      </w:r>
-      <w:r>
-        <w:rPr>
-          <w:b/>
-        </w:rPr>
-        <w:t>Corporate</w:t>
-      </w:r>
-      <w:r>
-        <w:t xml:space="preserve">; the </w:t>
-      </w:r>
-      <w:r>
-        <w:rPr>
-          <w:b/>
-        </w:rPr>
-        <w:t>compliance</w:t>
-      </w:r>
-      <w:r>
-        <w:t xml:space="preserve"> and </w:t>
-      </w:r>
-      <w:r>
-        <w:rPr>
-          <w:b/>
-        </w:rPr>
-        <w:t>configuration</w:t>
-      </w:r>
-      <w:r>
-        <w:t xml:space="preserve"> policies (Corporate filter) are </w:t>
-      </w:r>
-      <w:r>
-        <w:rPr>
-          <w:b/>
-        </w:rPr>
-        <w:t>applied</w:t>
-      </w:r>
-      <w:r>
-        <w:t xml:space="preserve">; device reports </w:t>
-      </w:r>
-      <w:r>
-        <w:rPr>
-          <w:b/>
-        </w:rPr>
-        <w:t>Compliant</w:t>
-      </w:r>
-      <w:r>
-        <w:t xml:space="preserve">. </w:t>
-      </w:r>
-      <w:r>
-        <w:rPr>
-          <w:b/>
-        </w:rPr>
-        <w:t>Fail:</w:t>
-      </w:r>
-      <w:r>
-        <w:t xml:space="preserve"> Policies not applied → confirm the device is tagged Corporate (R5) and the Corporate filter is set on the assignment (Implementation §5–6).</w:t>
-      </w:r>
-    </w:p>
-    <w:p>
-      <w:pPr>
-        <w:pStyle w:val="Heading2"/>
-      </w:pPr>
-      <w:r>
-        <w:t>Test 4 — Personal device gets App Protection only</w:t>
-      </w:r>
-    </w:p>
-    <w:p>
-      <w:r>
-        <w:rPr>
-          <w:b/>
-        </w:rPr>
-        <w:t>Procedure:</w:t>
-      </w:r>
-      <w:r>
-        <w:t xml:space="preserve"> On the pilot </w:t>
-      </w:r>
-      <w:r>
-        <w:rPr>
-          <w:b/>
-        </w:rPr>
-        <w:t>personal</w:t>
-      </w:r>
-      <w:r>
-        <w:t xml:space="preserve"> device, sign into Outlook/Edge with the pilot account. </w:t>
-      </w:r>
-      <w:r>
-        <w:rPr>
-          <w:b/>
-        </w:rPr>
-        <w:t>Pass:</w:t>
-      </w:r>
-      <w:r>
-        <w:t xml:space="preserve"> The App Protection policy applies — </w:t>
-      </w:r>
-      <w:r>
-        <w:rPr>
-          <w:b/>
-        </w:rPr>
-        <w:t>PIN prompt</w:t>
-      </w:r>
-      <w:r>
-        <w:t xml:space="preserve">, corporate data confined to managed apps, </w:t>
-      </w:r>
-      <w:r>
-        <w:rPr>
-          <w:b/>
-        </w:rPr>
-        <w:t>Save As</w:t>
-      </w:r>
-      <w:r>
-        <w:t xml:space="preserve">/paste to personal locations blocked. The device is </w:t>
-      </w:r>
-      <w:r>
-        <w:rPr>
-          <w:b/>
-        </w:rPr>
-        <w:t>not</w:t>
-      </w:r>
-      <w:r>
-        <w:t xml:space="preserve"> fully enrolled (or, if personally enrolled, is tagged </w:t>
-      </w:r>
-      <w:r>
-        <w:rPr>
-          <w:b/>
-        </w:rPr>
-        <w:t>Personal</w:t>
-      </w:r>
-      <w:r>
-        <w:t xml:space="preserve"> and does </w:t>
-      </w:r>
-      <w:r>
-        <w:rPr>
-          <w:b/>
-        </w:rPr>
-        <w:t>not</w:t>
-      </w:r>
-      <w:r>
-        <w:t xml:space="preserve"> receive Corporate device policies). </w:t>
-      </w:r>
-      <w:r>
-        <w:rPr>
-          <w:b/>
-        </w:rPr>
-        <w:t>Fail:</w:t>
-      </w:r>
-      <w:r>
-        <w:t xml:space="preserve"> No PIN/containment → confirm the app is approved/managed and the App Protection policy is assigned to the user (Implementation §7).</w:t>
-      </w:r>
-    </w:p>
-    <w:p>
-      <w:pPr>
-        <w:pStyle w:val="Heading2"/>
-      </w:pPr>
-      <w:r>
-        <w:t>Test 5 — Ownership filters route correctly</w:t>
-      </w:r>
-    </w:p>
-    <w:p>
-      <w:r>
-        <w:rPr>
-          <w:b/>
-        </w:rPr>
-        <w:t>Procedure:</w:t>
-      </w:r>
-      <w:r>
-        <w:t xml:space="preserve"> Compare policy application across the two devices. </w:t>
-      </w:r>
-      <w:r>
-        <w:rPr>
-          <w:b/>
-        </w:rPr>
-        <w:t>Pass:</w:t>
-      </w:r>
-      <w:r>
-        <w:t xml:space="preserve"> The </w:t>
-      </w:r>
-      <w:r>
-        <w:rPr>
-          <w:b/>
-        </w:rPr>
-        <w:t>Corporate</w:t>
-      </w:r>
-      <w:r>
-        <w:t xml:space="preserve"> device receives device compliance/config and </w:t>
-      </w:r>
-      <w:r>
-        <w:rPr>
-          <w:b/>
-        </w:rPr>
-        <w:t>not</w:t>
-      </w:r>
-      <w:r>
-        <w:t xml:space="preserve"> the BYOD-only items; the </w:t>
-      </w:r>
-      <w:r>
-        <w:rPr>
-          <w:b/>
-        </w:rPr>
-        <w:t>Personal</w:t>
-      </w:r>
-      <w:r>
-        <w:t xml:space="preserve"> device receives app protection and </w:t>
-      </w:r>
-      <w:r>
-        <w:rPr>
-          <w:b/>
-        </w:rPr>
-        <w:t>not</w:t>
-      </w:r>
-      <w:r>
-        <w:t xml:space="preserve"> corporate device policies. </w:t>
-      </w:r>
-      <w:r>
-        <w:rPr>
-          <w:b/>
-        </w:rPr>
-        <w:t>Fail:</w:t>
-      </w:r>
-      <w:r>
-        <w:t xml:space="preserve"> Cross-application → re-check the </w:t>
+        <w:t>DUALDEV-Discovery.ps1</w:t>
+      </w:r>
+      <w:r>
+        <w:t xml:space="preserve"> (tenant readiness) and </w:t>
       </w:r>
       <w:r>
         <w:rPr>
           <w:rFonts w:ascii="Consolas" w:hAnsi="Consolas"/>
           <w:sz w:val="19"/>
         </w:rPr>
-        <w:t>deviceOwnership</w:t>
-      </w:r>
-      <w:r>
-        <w:t xml:space="preserve"> filter rules and the Include/Exclude on each assignment (Implementation §4).</w:t>
-      </w:r>
-    </w:p>
-    <w:p>
-      <w:pPr>
-        <w:pStyle w:val="Heading2"/>
-      </w:pPr>
-      <w:r>
-        <w:t>Test 6 — One account reaches work from both devices</w:t>
-      </w:r>
-    </w:p>
-    <w:p>
-      <w:r>
-        <w:rPr>
-          <w:b/>
-        </w:rPr>
-        <w:t>Procedure:</w:t>
-      </w:r>
-      <w:r>
-        <w:t xml:space="preserve"> With Conditional Access </w:t>
-      </w:r>
-      <w:r>
-        <w:rPr>
-          <w:b/>
-        </w:rPr>
-        <w:t>report-only</w:t>
-      </w:r>
-      <w:r>
-        <w:t xml:space="preserve">, access a corporate web app from the corporate device and a managed app from the personal device, signed in as the same user. </w:t>
-      </w:r>
-      <w:r>
-        <w:rPr>
-          <w:b/>
-        </w:rPr>
-        <w:t>Pass:</w:t>
-      </w:r>
-      <w:r>
-        <w:t xml:space="preserve"> Both succeed — the corporate device satisfies </w:t>
-      </w:r>
-      <w:r>
-        <w:rPr>
-          <w:b/>
-        </w:rPr>
-        <w:t>compliant device</w:t>
-      </w:r>
-      <w:r>
-        <w:t xml:space="preserve">; the personal device satisfies </w:t>
-      </w:r>
-      <w:r>
-        <w:rPr>
-          <w:b/>
-        </w:rPr>
-        <w:t>app protection policy</w:t>
-      </w:r>
-      <w:r>
-        <w:t xml:space="preserve"> — under the </w:t>
-      </w:r>
-      <w:r>
-        <w:rPr>
-          <w:b/>
-        </w:rPr>
-        <w:t>single</w:t>
-      </w:r>
-      <w:r>
-        <w:t xml:space="preserve"> CA policy. </w:t>
-      </w:r>
-      <w:r>
-        <w:rPr>
-          <w:b/>
-        </w:rPr>
-        <w:t>Fail:</w:t>
-      </w:r>
-      <w:r>
-        <w:t xml:space="preserve"> One path blocked → review CA grant controls ("require one of"), compliance state, and app protection assignment (Implementation §9).</w:t>
-      </w:r>
-    </w:p>
-    <w:p>
-      <w:pPr>
-        <w:pStyle w:val="Heading2"/>
-      </w:pPr>
-      <w:r>
-        <w:t>Test 7 — Unmanaged path is blocked (data protection holds)</w:t>
-      </w:r>
-    </w:p>
-    <w:p>
-      <w:r>
-        <w:rPr>
-          <w:b/>
-        </w:rPr>
-        <w:t>Procedure:</w:t>
-      </w:r>
-      <w:r>
-        <w:t xml:space="preserve"> On the personal device, try to open corporate mail in the </w:t>
-      </w:r>
-      <w:r>
-        <w:rPr>
-          <w:b/>
-        </w:rPr>
-        <w:t>built-in</w:t>
-      </w:r>
-      <w:r>
-        <w:t xml:space="preserve"> (unmanaged) mail app or paste corporate data into a personal app. </w:t>
-      </w:r>
-      <w:r>
-        <w:rPr>
-          <w:b/>
-        </w:rPr>
-        <w:t>Pass:</w:t>
-      </w:r>
-      <w:r>
-        <w:t xml:space="preserve"> Corporate data is </w:t>
-      </w:r>
-      <w:r>
-        <w:rPr>
-          <w:b/>
-        </w:rPr>
-        <w:t>not</w:t>
-      </w:r>
-      <w:r>
-        <w:t xml:space="preserve"> accessible in unmanaged apps; paste/Save-As to personal locations is blocked. </w:t>
-      </w:r>
-      <w:r>
-        <w:rPr>
-          <w:b/>
-        </w:rPr>
-        <w:t>Fail:</w:t>
-      </w:r>
-      <w:r>
-        <w:t xml:space="preserve"> Corporate data leaks to unmanaged apps → tighten App Protection data-relocation settings.</w:t>
-      </w:r>
-    </w:p>
-    <w:p>
-      <w:pPr>
-        <w:pStyle w:val="Heading2"/>
-      </w:pPr>
-      <w:r>
-        <w:t>Test 8 — Compliance &amp; enforcement</w:t>
-      </w:r>
-    </w:p>
-    <w:p>
-      <w:r>
-        <w:rPr>
-          <w:b/>
-        </w:rPr>
-        <w:t>Procedure:</w:t>
-      </w:r>
-      <w:r>
-        <w:t xml:space="preserve"> Review compliance for the corporate device and the report-only CA results for the user. </w:t>
-      </w:r>
-      <w:r>
-        <w:rPr>
-          <w:b/>
-        </w:rPr>
-        <w:t>Pass:</w:t>
-      </w:r>
-      <w:r>
-        <w:t xml:space="preserve"> Corporate device </w:t>
-      </w:r>
-      <w:r>
-        <w:rPr>
-          <w:b/>
-        </w:rPr>
-        <w:t>Compliant</w:t>
-      </w:r>
-      <w:r>
-        <w:t xml:space="preserve">; CA evaluates the user correctly from both devices. </w:t>
-      </w:r>
-      <w:r>
-        <w:rPr>
-          <w:b/>
-        </w:rPr>
-        <w:t>Fail:</w:t>
-      </w:r>
-      <w:r>
-        <w:t xml:space="preserve"> Non-compliant or CA misfires → review the compliance policy and CA conditions.</w:t>
-      </w:r>
-    </w:p>
-    <w:p>
-      <w:pPr>
-        <w:pStyle w:val="Heading2"/>
-      </w:pPr>
-      <w:r>
-        <w:t>Acceptance gate</w:t>
-      </w:r>
-    </w:p>
-    <w:p>
-      <w:r>
-        <w:t xml:space="preserve">Proceed to </w:t>
-      </w:r>
-      <w:r>
-        <w:rPr>
-          <w:b/>
-        </w:rPr>
-        <w:t>Expand</w:t>
-      </w:r>
-      <w:r>
-        <w:t xml:space="preserve"> only when Tests 1–8 pass for a pilot user who has </w:t>
-      </w:r>
-      <w:r>
-        <w:rPr>
-          <w:b/>
-        </w:rPr>
-        <w:t>both</w:t>
-      </w:r>
-      <w:r>
-        <w:t xml:space="preserve"> a corporate and a personal device signed in with the </w:t>
-      </w:r>
-      <w:r>
-        <w:rPr>
-          <w:b/>
-        </w:rPr>
-        <w:t>same account</w:t>
-      </w:r>
-      <w:r>
-        <w:t>, and the data-protection checks (Test 7) hold.</w:t>
-      </w:r>
-    </w:p>
-    <w:p>
-      <w:pPr>
-        <w:pStyle w:val="Heading1"/>
-      </w:pPr>
-      <w:r>
-        <w:t>6. Troubleshooting — Dual-Device (Personal + Corporate) Management with Single Sign-On</w:t>
-      </w:r>
-    </w:p>
-    <w:p>
-      <w:r>
-        <w:t xml:space="preserve">Work top-down: confirm the </w:t>
-      </w:r>
-      <w:r>
-        <w:rPr>
-          <w:b/>
-        </w:rPr>
-        <w:t>identity</w:t>
-      </w:r>
-      <w:r>
-        <w:t xml:space="preserve"> (one account), then </w:t>
-      </w:r>
-      <w:r>
-        <w:rPr>
-          <w:b/>
-        </w:rPr>
-        <w:t>ownership</w:t>
-      </w:r>
-      <w:r>
-        <w:t xml:space="preserve"> (Corporate vs Personal), then </w:t>
-      </w:r>
-      <w:r>
-        <w:rPr>
-          <w:b/>
-        </w:rPr>
-        <w:t>targeting</w:t>
-      </w:r>
-      <w:r>
-        <w:t xml:space="preserve"> (filters/assignments), then </w:t>
-      </w:r>
-      <w:r>
-        <w:rPr>
-          <w:b/>
-        </w:rPr>
-        <w:t>access</w:t>
-      </w:r>
-      <w:r>
-        <w:t xml:space="preserve"> (Conditional Access). Most issues are a device tagged with the wrong ownership, a missing filter on an assignment, or a BYOD user not using a managed app.</w:t>
-      </w:r>
-    </w:p>
-    <w:p>
-      <w:pPr>
-        <w:pStyle w:val="Heading2"/>
-      </w:pPr>
-      <w:r>
-        <w:t>A user's two devices show under different accounts</w:t>
-      </w:r>
-    </w:p>
-    <w:p>
-      <w:pPr>
-        <w:pStyle w:val="ListBullet"/>
-      </w:pPr>
-      <w:r>
-        <w:rPr>
-          <w:b/>
-        </w:rPr>
-        <w:t>Duplicate identities.</w:t>
-      </w:r>
-      <w:r>
-        <w:t xml:space="preserve"> Consolidate to one Entra account; the user must sign in with the same UPN</w:t>
-      </w:r>
-    </w:p>
-    <w:p>
-      <w:r>
-        <w:t xml:space="preserve">  on both devices (Requirements R1). Re-enroll/re-register the stray device under the correct account.</w:t>
-      </w:r>
-    </w:p>
-    <w:p>
-      <w:pPr>
-        <w:pStyle w:val="Heading2"/>
-      </w:pPr>
-      <w:r>
-        <w:t>A corporate device is tagged Personal (or vice-versa)</w:t>
-      </w:r>
-    </w:p>
-    <w:p>
-      <w:pPr>
-        <w:pStyle w:val="ListBullet"/>
-      </w:pPr>
-      <w:r>
-        <w:rPr>
-          <w:b/>
-        </w:rPr>
-        <w:t>Wrong ownership.</w:t>
-      </w:r>
-      <w:r>
-        <w:t xml:space="preserve"> Intune → </w:t>
-      </w:r>
-      <w:r>
-        <w:rPr>
-          <w:b/>
-        </w:rPr>
-        <w:t>Devices → (device) → Properties → Device ownership</w:t>
-      </w:r>
-      <w:r>
-        <w:t xml:space="preserve"> → set</w:t>
-      </w:r>
-    </w:p>
-    <w:p>
-      <w:r>
-        <w:t xml:space="preserve">  </w:t>
+        <w:t>DUALDEV-Validation.ps1 -User &lt;upn&gt;</w:t>
+      </w:r>
+      <w:r>
+        <w:t>:</w:t>
+      </w:r>
+    </w:p>
+    <w:p>
+      <w:r>
+        <w:t xml:space="preserve">   confirm the user has </w:t>
+      </w:r>
+      <w:r>
+        <w:rPr>
+          <w:b/>
+        </w:rPr>
+        <w:t>one Corporate</w:t>
+      </w:r>
+      <w:r>
+        <w:t xml:space="preserve"> device (compliant) and </w:t>
+      </w:r>
+      <w:r>
+        <w:rPr>
+          <w:b/>
+        </w:rPr>
+        <w:t>one Personal</w:t>
+      </w:r>
+      <w:r>
+        <w:t xml:space="preserve"> device (app    protection applied), under a single identity.</w:t>
+      </w:r>
+    </w:p>
+    <w:p>
+      <w:pPr>
+        <w:pStyle w:val="ListNumber"/>
+      </w:pPr>
+      <w:r>
+        <w:t xml:space="preserve">Confirm the </w:t>
       </w:r>
       <w:r>
         <w:rPr>
@@ -4794,7 +3873,7 @@
         <w:t>Corporate</w:t>
       </w:r>
       <w:r>
-        <w:t>/</w:t>
+        <w:t xml:space="preserve"> filter applied device policy and the </w:t>
       </w:r>
       <w:r>
         <w:rPr>
@@ -4803,82 +3882,124 @@
         <w:t>Personal</w:t>
       </w:r>
       <w:r>
-        <w:t xml:space="preserve">. For COD, add </w:t>
-      </w:r>
-      <w:r>
-        <w:rPr>
-          <w:b/>
-        </w:rPr>
-        <w:t>corporate device identifiers</w:t>
-      </w:r>
-      <w:r>
-        <w:t xml:space="preserve"> or use a corporate   enrollment program so it tags Corporate automatically (R5).</w:t>
-      </w:r>
-    </w:p>
-    <w:p>
-      <w:pPr>
-        <w:pStyle w:val="ListBullet"/>
-      </w:pPr>
-      <w:r>
-        <w:t>After fixing, the device picks up the correct filtered policies on next sync.</w:t>
-      </w:r>
-    </w:p>
-    <w:p>
-      <w:pPr>
-        <w:pStyle w:val="Heading2"/>
-      </w:pPr>
-      <w:r>
-        <w:t>Corporate policies are not applying to the corporate device</w:t>
-      </w:r>
-    </w:p>
-    <w:p>
-      <w:pPr>
-        <w:pStyle w:val="ListBullet"/>
-      </w:pPr>
-      <w:r>
-        <w:rPr>
-          <w:b/>
-        </w:rPr>
-        <w:t>Filter mismatch.</w:t>
-      </w:r>
-      <w:r>
-        <w:t xml:space="preserve"> The compliance/config assignment must </w:t>
-      </w:r>
-      <w:r>
-        <w:rPr>
-          <w:b/>
-        </w:rPr>
-        <w:t>Include</w:t>
-      </w:r>
-      <w:r>
-        <w:t xml:space="preserve"> the </w:t>
-      </w:r>
-      <w:r>
-        <w:rPr>
-          <w:b/>
-        </w:rPr>
-        <w:t>Corporate Devices</w:t>
-      </w:r>
-    </w:p>
-    <w:p>
-      <w:r>
-        <w:t xml:space="preserve">  filter and target the </w:t>
-      </w:r>
-      <w:r>
-        <w:rPr>
-          <w:b/>
-        </w:rPr>
-        <w:t>user</w:t>
-      </w:r>
-      <w:r>
-        <w:t xml:space="preserve"> group (Implementation §5–6). Verify the filter rule is   </w:t>
+        <w:t xml:space="preserve"> filter did not (and</w:t>
+      </w:r>
+    </w:p>
+    <w:p>
+      <w:r>
+        <w:t xml:space="preserve">   vice-versa for app protection).</w:t>
+      </w:r>
+    </w:p>
+    <w:p>
+      <w:pPr>
+        <w:pStyle w:val="ListNumber"/>
+      </w:pPr>
+      <w:r>
+        <w:rPr>
+          <w:b/>
+        </w:rPr>
+        <w:t>Verify single sign-on:</w:t>
+      </w:r>
+      <w:r>
+        <w:t xml:space="preserve"> on the corporate device </w:t>
       </w:r>
       <w:r>
         <w:rPr>
           <w:rFonts w:ascii="Consolas" w:hAnsi="Consolas"/>
           <w:sz w:val="19"/>
         </w:rPr>
-        <w:t>(device.deviceOwnership -eq "Corporate")</w:t>
+        <w:t>dsregcmd /status</w:t>
+      </w:r>
+      <w:r>
+        <w:t xml:space="preserve"> shows </w:t>
+      </w:r>
+      <w:r>
+        <w:rPr>
+          <w:b/>
+        </w:rPr>
+        <w:t>AzureAdPrt : YES</w:t>
+      </w:r>
+      <w:r>
+        <w:t>;</w:t>
+      </w:r>
+    </w:p>
+    <w:p>
+      <w:r>
+        <w:t xml:space="preserve">   on the personal device, after the first managed-app sign-in, a second approved app (e.g. Teams)    opens </w:t>
+      </w:r>
+      <w:r>
+        <w:rPr>
+          <w:b/>
+        </w:rPr>
+        <w:t>without</w:t>
+      </w:r>
+      <w:r>
+        <w:t xml:space="preserve"> a fresh password prompt — silent SSO on both devices for the one account.</w:t>
+      </w:r>
+    </w:p>
+    <w:p>
+      <w:pPr>
+        <w:pStyle w:val="ListNumber"/>
+      </w:pPr>
+      <w:r>
+        <w:t xml:space="preserve">Review Conditional Access </w:t>
+      </w:r>
+      <w:r>
+        <w:rPr>
+          <w:b/>
+        </w:rPr>
+        <w:t>report-only</w:t>
+      </w:r>
+      <w:r>
+        <w:t xml:space="preserve"> results for the pilot user.</w:t>
+      </w:r>
+    </w:p>
+    <w:p>
+      <w:pPr>
+        <w:pStyle w:val="Heading3"/>
+      </w:pPr>
+      <w:r>
+        <w:t>Step 12. Expand</w:t>
+      </w:r>
+    </w:p>
+    <w:p>
+      <w:pPr>
+        <w:pStyle w:val="ListNumber"/>
+      </w:pPr>
+      <w:r>
+        <w:t>When the pilot passes, widen the assignments from the pilot group to broader user groups.</w:t>
+      </w:r>
+    </w:p>
+    <w:p>
+      <w:pPr>
+        <w:pStyle w:val="ListNumber"/>
+      </w:pPr>
+      <w:r>
+        <w:t xml:space="preserve">Move </w:t>
+      </w:r>
+      <w:r>
+        <w:rPr>
+          <w:b/>
+        </w:rPr>
+        <w:t>CA – COD-BYOD Access</w:t>
+      </w:r>
+      <w:r>
+        <w:t xml:space="preserve"> from </w:t>
+      </w:r>
+      <w:r>
+        <w:rPr>
+          <w:b/>
+        </w:rPr>
+        <w:t>report-only</w:t>
+      </w:r>
+      <w:r>
+        <w:t xml:space="preserve"> to </w:t>
+      </w:r>
+      <w:r>
+        <w:rPr>
+          <w:b/>
+        </w:rPr>
+        <w:t>On</w:t>
       </w:r>
       <w:r>
         <w:t>.</w:t>
@@ -4886,16 +4007,41 @@
     </w:p>
     <w:p>
       <w:pPr>
-        <w:pStyle w:val="ListBullet"/>
-      </w:pPr>
-      <w:r>
-        <w:rPr>
-          <w:b/>
-        </w:rPr>
-        <w:t>Device not compliant/enrolled.</w:t>
-      </w:r>
-      <w:r>
-        <w:t xml:space="preserve"> Confirm the device is enrolled and checking in.</w:t>
+        <w:pStyle w:val="ListNumber"/>
+      </w:pPr>
+      <w:r>
+        <w:t>Roll out in waves, validating each wave with the scripts before widening.</w:t>
+      </w:r>
+    </w:p>
+    <w:p>
+      <w:pPr>
+        <w:pStyle w:val="Heading1"/>
+      </w:pPr>
+      <w:r>
+        <w:t>5. Testing &amp; Validation — Dual-Device (Personal + Corporate) Management with Single Sign-On</w:t>
+      </w:r>
+    </w:p>
+    <w:p>
+      <w:r>
+        <w:t xml:space="preserve">Validate against a </w:t>
+      </w:r>
+      <w:r>
+        <w:rPr>
+          <w:b/>
+        </w:rPr>
+        <w:t>pilot user with two devices</w:t>
+      </w:r>
+      <w:r>
+        <w:t xml:space="preserve"> (one corporate, one personal) before expanding. Each test has an explicit </w:t>
+      </w:r>
+      <w:r>
+        <w:rPr>
+          <w:b/>
+        </w:rPr>
+        <w:t>pass/fail gate</w:t>
+      </w:r>
+      <w:r>
+        <w:t>. Use the included PowerShell scripts (Microsoft Graph) for tenant-side checks and the on-device steps for the user experience.</w:t>
       </w:r>
     </w:p>
     <w:p>
@@ -4903,459 +4049,55 @@
         <w:pStyle w:val="Heading2"/>
       </w:pPr>
       <w:r>
-        <w:t>App Protection isn't applying to the BYOD device</w:t>
-      </w:r>
-    </w:p>
-    <w:p>
-      <w:pPr>
-        <w:pStyle w:val="ListBullet"/>
-      </w:pPr>
-      <w:r>
-        <w:rPr>
-          <w:b/>
-        </w:rPr>
-        <w:t>User not in scope.</w:t>
-      </w:r>
-      <w:r>
-        <w:t xml:space="preserve"> App Protection assigns to the </w:t>
-      </w:r>
-      <w:r>
-        <w:rPr>
-          <w:b/>
-        </w:rPr>
-        <w:t>user</w:t>
-      </w:r>
-      <w:r>
-        <w:t xml:space="preserve"> group — confirm the pilot user is a</w:t>
-      </w:r>
-    </w:p>
-    <w:p>
-      <w:r>
-        <w:t xml:space="preserve">  member (Implementation §7).</w:t>
-      </w:r>
-    </w:p>
-    <w:p>
-      <w:pPr>
-        <w:pStyle w:val="ListBullet"/>
-      </w:pPr>
-      <w:r>
-        <w:rPr>
-          <w:b/>
-        </w:rPr>
-        <w:t>App not managed/approved.</w:t>
-      </w:r>
-      <w:r>
-        <w:t xml:space="preserve"> The user must use an </w:t>
-      </w:r>
-      <w:r>
-        <w:rPr>
-          <w:b/>
-        </w:rPr>
-        <w:t>approved managed app</w:t>
-      </w:r>
-      <w:r>
-        <w:t xml:space="preserve"> (Outlook, Edge, Teams).</w:t>
-      </w:r>
-    </w:p>
-    <w:p>
-      <w:r>
-        <w:t xml:space="preserve">  Built-in mail/browser apps are intentionally excluded.</w:t>
-      </w:r>
-    </w:p>
-    <w:p>
-      <w:pPr>
-        <w:pStyle w:val="ListBullet"/>
-      </w:pPr>
-      <w:r>
-        <w:rPr>
-          <w:b/>
-        </w:rPr>
-        <w:t>No Intune/MAM license</w:t>
-      </w:r>
-      <w:r>
-        <w:t xml:space="preserve"> on the user (R2).</w:t>
-      </w:r>
-    </w:p>
-    <w:p>
-      <w:pPr>
-        <w:pStyle w:val="ListBullet"/>
-      </w:pPr>
-      <w:r>
-        <w:t xml:space="preserve">App Protection applies on </w:t>
-      </w:r>
-      <w:r>
-        <w:rPr>
-          <w:b/>
-        </w:rPr>
-        <w:t>next app launch / token refresh</w:t>
-      </w:r>
-      <w:r>
-        <w:t xml:space="preserve"> — close and reopen the managed app.</w:t>
-      </w:r>
-    </w:p>
-    <w:p>
-      <w:pPr>
-        <w:pStyle w:val="Heading2"/>
-      </w:pPr>
-      <w:r>
-        <w:t>BYOD user can't access corporate mail/data</w:t>
-      </w:r>
-    </w:p>
-    <w:p>
-      <w:pPr>
-        <w:pStyle w:val="ListBullet"/>
-      </w:pPr>
-      <w:r>
-        <w:rPr>
-          <w:b/>
-        </w:rPr>
-        <w:t>By design in an unmanaged app.</w:t>
-      </w:r>
-      <w:r>
-        <w:t xml:space="preserve"> They must use the managed app (e.g. Outlook), not the built-in</w:t>
-      </w:r>
-    </w:p>
-    <w:p>
-      <w:r>
-        <w:t xml:space="preserve">  one. Deploy and direct them to the approved apps (Implementation §8).</w:t>
-      </w:r>
-    </w:p>
-    <w:p>
-      <w:pPr>
-        <w:pStyle w:val="ListBullet"/>
-      </w:pPr>
-      <w:r>
-        <w:rPr>
-          <w:b/>
-        </w:rPr>
-        <w:t>Conditional Access blocking.</w:t>
-      </w:r>
-      <w:r>
-        <w:t xml:space="preserve"> If CA requires app protection, accessing from a non-managed app is</w:t>
-      </w:r>
-    </w:p>
-    <w:p>
-      <w:r>
-        <w:t xml:space="preserve">  blocked — expected. Check Entra → </w:t>
-      </w:r>
-      <w:r>
-        <w:rPr>
-          <w:b/>
-        </w:rPr>
-        <w:t>Sign-in logs</w:t>
-      </w:r>
-      <w:r>
-        <w:t xml:space="preserve"> for the CA result.</w:t>
-      </w:r>
-    </w:p>
-    <w:p>
-      <w:pPr>
-        <w:pStyle w:val="Heading2"/>
-      </w:pPr>
-      <w:r>
-        <w:t>One account works on the corporate device but not the personal one (or vice-versa)</w:t>
-      </w:r>
-    </w:p>
-    <w:p>
-      <w:pPr>
-        <w:pStyle w:val="ListBullet"/>
-      </w:pPr>
-      <w:r>
-        <w:rPr>
-          <w:b/>
-        </w:rPr>
-        <w:t>CA grant too strict.</w:t>
-      </w:r>
-      <w:r>
-        <w:t xml:space="preserve"> The Conditional Access policy must </w:t>
-      </w:r>
-      <w:r>
-        <w:rPr>
-          <w:b/>
-        </w:rPr>
-        <w:t>require *one of</w:t>
-      </w:r>
-      <w:r>
-        <w:t>* compliant device</w:t>
-      </w:r>
-    </w:p>
-    <w:p>
-      <w:r>
-        <w:t xml:space="preserve">  </w:t>
-      </w:r>
-      <w:r>
-        <w:rPr>
-          <w:b/>
-        </w:rPr>
-        <w:t>or</w:t>
-      </w:r>
-      <w:r>
-        <w:t xml:space="preserve"> app protection — not </w:t>
-      </w:r>
-      <w:r>
-        <w:rPr>
-          <w:b/>
-        </w:rPr>
-        <w:t>both</w:t>
-      </w:r>
-      <w:r>
-        <w:t xml:space="preserve"> (Implementation §9). "Require all" blocks one of the two paths.</w:t>
-      </w:r>
-    </w:p>
-    <w:p>
-      <w:pPr>
-        <w:pStyle w:val="ListBullet"/>
-      </w:pPr>
-      <w:r>
-        <w:rPr>
-          <w:b/>
-        </w:rPr>
-        <w:t>App protection not yet registered</w:t>
-      </w:r>
-      <w:r>
-        <w:t xml:space="preserve"> on the personal device — open a managed app and complete the</w:t>
-      </w:r>
-    </w:p>
-    <w:p>
-      <w:r>
-        <w:t xml:space="preserve">  PIN setup.</w:t>
-      </w:r>
-    </w:p>
-    <w:p>
-      <w:pPr>
-        <w:pStyle w:val="Heading2"/>
-      </w:pPr>
-      <w:r>
-        <w:t>Personal device received corporate **device** policies (over-management)</w:t>
-      </w:r>
-    </w:p>
-    <w:p>
-      <w:pPr>
-        <w:pStyle w:val="ListBullet"/>
-      </w:pPr>
-      <w:r>
-        <w:t xml:space="preserve">The personal device was </w:t>
-      </w:r>
-      <w:r>
-        <w:rPr>
-          <w:b/>
-        </w:rPr>
-        <w:t>fully enrolled</w:t>
-      </w:r>
-      <w:r>
-        <w:t xml:space="preserve"> and/or tagged </w:t>
-      </w:r>
-      <w:r>
-        <w:rPr>
-          <w:b/>
-        </w:rPr>
-        <w:t>Corporate</w:t>
-      </w:r>
-      <w:r>
-        <w:t>. Confirm enrollment</w:t>
-      </w:r>
-    </w:p>
-    <w:p>
-      <w:r>
-        <w:t xml:space="preserve">  restrictions and ownership (R4–R5); for BYOD, prefer </w:t>
-      </w:r>
-      <w:r>
-        <w:rPr>
-          <w:b/>
-        </w:rPr>
-        <w:t>App Protection without enrollment</w:t>
-      </w:r>
-      <w:r>
-        <w:t xml:space="preserve">. If   personal MDM enrollment is intended, ensure it's tagged </w:t>
-      </w:r>
-      <w:r>
-        <w:rPr>
-          <w:b/>
-        </w:rPr>
-        <w:t>Personal</w:t>
-      </w:r>
-      <w:r>
-        <w:t xml:space="preserve"> so the Personal filter excludes   corporate policies.</w:t>
-      </w:r>
-    </w:p>
-    <w:p>
-      <w:pPr>
-        <w:pStyle w:val="Heading2"/>
-      </w:pPr>
-      <w:r>
-        <w:t>Conditional Access has unexpected effects</w:t>
-      </w:r>
-    </w:p>
-    <w:p>
-      <w:pPr>
-        <w:pStyle w:val="ListBullet"/>
-      </w:pPr>
-      <w:r>
-        <w:t xml:space="preserve">Keep the pilot policy in </w:t>
-      </w:r>
-      <w:r>
-        <w:rPr>
-          <w:b/>
-        </w:rPr>
-        <w:t>report-only</w:t>
-      </w:r>
-      <w:r>
-        <w:t xml:space="preserve"> and read Entra → </w:t>
-      </w:r>
-      <w:r>
-        <w:rPr>
-          <w:b/>
-        </w:rPr>
-        <w:t>Sign-in logs → Conditional Access</w:t>
-      </w:r>
-      <w:r>
-        <w:t xml:space="preserve"> to</w:t>
-      </w:r>
-    </w:p>
-    <w:p>
-      <w:r>
-        <w:t xml:space="preserve">  see exactly which control was/wasn't satisfied before turning it </w:t>
-      </w:r>
-      <w:r>
-        <w:rPr>
-          <w:b/>
-        </w:rPr>
-        <w:t>On</w:t>
-      </w:r>
-      <w:r>
-        <w:t>.</w:t>
-      </w:r>
-    </w:p>
-    <w:p>
-      <w:pPr>
-        <w:pStyle w:val="Heading2"/>
-      </w:pPr>
-      <w:r>
-        <w:t>Useful checkpoints</w:t>
-      </w:r>
-    </w:p>
-    <w:p>
-      <w:pPr>
-        <w:pStyle w:val="ListBullet"/>
-      </w:pPr>
-      <w:r>
-        <w:rPr>
-          <w:b/>
-        </w:rPr>
-        <w:t>Intune:</w:t>
-      </w:r>
-      <w:r>
-        <w:t xml:space="preserve"> Devices → (device) → </w:t>
-      </w:r>
-      <w:r>
-        <w:rPr>
-          <w:b/>
-        </w:rPr>
-        <w:t>Properties</w:t>
-      </w:r>
-      <w:r>
-        <w:t xml:space="preserve"> (ownership), </w:t>
-      </w:r>
-      <w:r>
-        <w:rPr>
-          <w:b/>
-        </w:rPr>
-        <w:t>Compliance</w:t>
-      </w:r>
-      <w:r>
-        <w:t xml:space="preserve">, </w:t>
-      </w:r>
-      <w:r>
-        <w:rPr>
-          <w:b/>
-        </w:rPr>
-        <w:t>Configuration</w:t>
-      </w:r>
-      <w:r>
-        <w:t>;</w:t>
-      </w:r>
-    </w:p>
-    <w:p>
-      <w:r>
-        <w:t xml:space="preserve">  Apps → </w:t>
-      </w:r>
-      <w:r>
-        <w:rPr>
-          <w:b/>
-        </w:rPr>
-        <w:t>App protection policies → (policy) → Monitor</w:t>
-      </w:r>
-      <w:r>
-        <w:t xml:space="preserve"> for per-user status; Tenant administration →   </w:t>
-      </w:r>
-      <w:r>
-        <w:rPr>
-          <w:b/>
-        </w:rPr>
-        <w:t>Filters</w:t>
-      </w:r>
-      <w:r>
-        <w:t>.</w:t>
-      </w:r>
-    </w:p>
-    <w:p>
-      <w:pPr>
-        <w:pStyle w:val="ListBullet"/>
-      </w:pPr>
-      <w:r>
-        <w:rPr>
-          <w:b/>
-        </w:rPr>
-        <w:t>Entra:</w:t>
-      </w:r>
-      <w:r>
-        <w:t xml:space="preserve"> </w:t>
-      </w:r>
-      <w:r>
-        <w:rPr>
-          <w:b/>
-        </w:rPr>
-        <w:t>Sign-in logs → Conditional Access</w:t>
-      </w:r>
-      <w:r>
-        <w:t xml:space="preserve"> tab for grant evaluation.</w:t>
-      </w:r>
-    </w:p>
-    <w:p>
-      <w:pPr>
-        <w:pStyle w:val="ListBullet"/>
-      </w:pPr>
-      <w:r>
-        <w:rPr>
-          <w:b/>
-        </w:rPr>
-        <w:t>Scripts:</w:t>
-      </w:r>
-      <w:r>
-        <w:t xml:space="preserve"> re-run </w:t>
+        <w:t>Test 1 — Tenant readiness</w:t>
+      </w:r>
+    </w:p>
+    <w:p>
+      <w:r>
+        <w:rPr>
+          <w:b/>
+        </w:rPr>
+        <w:t>Procedure:</w:t>
+      </w:r>
+      <w:r>
+        <w:t xml:space="preserve"> Run </w:t>
       </w:r>
       <w:r>
         <w:rPr>
           <w:rFonts w:ascii="Consolas" w:hAnsi="Consolas"/>
           <w:sz w:val="19"/>
         </w:rPr>
-        <w:t>DUALDEV-Validation.ps1 -User &lt;upn&gt;</w:t>
-      </w:r>
-      <w:r>
-        <w:t xml:space="preserve"> after each change to confirm the gate.</w:t>
-      </w:r>
-    </w:p>
-    <w:p>
-      <w:pPr>
-        <w:pStyle w:val="Heading1"/>
-      </w:pPr>
-      <w:r>
-        <w:t>7. Best Practices — Dual-Device (Personal + Corporate) Management with Single Sign-On</w:t>
-      </w:r>
-    </w:p>
-    <w:p>
-      <w:r>
-        <w:t>Field-proven guidance to keep one identity working cleanly across both device types.</w:t>
+        <w:t>DUALDEV-Discovery.ps1</w:t>
+      </w:r>
+      <w:r>
+        <w:t xml:space="preserve">. </w:t>
+      </w:r>
+      <w:r>
+        <w:rPr>
+          <w:b/>
+        </w:rPr>
+        <w:t>Pass:</w:t>
+      </w:r>
+      <w:r>
+        <w:t xml:space="preserve"> Enrollment restrictions allow the intended Personal/Corporate split, an App Protection policy exists, a compliance policy exists, Corporate/Personal </w:t>
+      </w:r>
+      <w:r>
+        <w:rPr>
+          <w:b/>
+        </w:rPr>
+        <w:t>device filters</w:t>
+      </w:r>
+      <w:r>
+        <w:t xml:space="preserve"> exist, Company Portal is assigned, and a Conditional Access policy is present. </w:t>
+      </w:r>
+      <w:r>
+        <w:rPr>
+          <w:b/>
+        </w:rPr>
+        <w:t>Fail:</w:t>
+      </w:r>
+      <w:r>
+        <w:t xml:space="preserve"> Any missing → resolve before piloting.</w:t>
       </w:r>
     </w:p>
     <w:p>
@@ -5363,138 +4105,73 @@
         <w:pStyle w:val="Heading2"/>
       </w:pPr>
       <w:r>
-        <w:t>Identity &amp; assignment model</w:t>
-      </w:r>
-    </w:p>
-    <w:p>
-      <w:pPr>
-        <w:pStyle w:val="ListBullet"/>
-      </w:pPr>
-      <w:r>
-        <w:rPr>
-          <w:b/>
-        </w:rPr>
-        <w:t>Assign policies to user groups, scope with device filters.</w:t>
-      </w:r>
-      <w:r>
-        <w:t xml:space="preserve"> This is the heart of the design:</w:t>
-      </w:r>
-    </w:p>
-    <w:p>
-      <w:r>
-        <w:t xml:space="preserve">  one assignment to the user, the right policy follows the device's ownership. Avoid mixing   per-device group assignments that fight the filters.</w:t>
-      </w:r>
-    </w:p>
-    <w:p>
-      <w:pPr>
-        <w:pStyle w:val="ListBullet"/>
-      </w:pPr>
-      <w:r>
-        <w:rPr>
-          <w:b/>
-        </w:rPr>
-        <w:t>Keep one Entra identity per user.</w:t>
-      </w:r>
-      <w:r>
-        <w:t xml:space="preserve"> Never create a separate "BYOD account" — it splits policy and</w:t>
-      </w:r>
-    </w:p>
-    <w:p>
-      <w:r>
-        <w:t xml:space="preserve">  breaks Conditional Access logic.</w:t>
-      </w:r>
-    </w:p>
-    <w:p>
-      <w:pPr>
-        <w:pStyle w:val="ListBullet"/>
-      </w:pPr>
-      <w:r>
-        <w:rPr>
-          <w:b/>
-        </w:rPr>
-        <w:t>Name groups and filters by intent</w:t>
-      </w:r>
-      <w:r>
-        <w:t xml:space="preserve"> (e.g. *PILOT – COD-BYOD Users*, *Corporate Devices*,</w:t>
-      </w:r>
-    </w:p>
-    <w:p>
-      <w:r>
-        <w:t xml:space="preserve">  *Personal Devices*) so assignments are self-documenting.</w:t>
-      </w:r>
-    </w:p>
-    <w:p>
-      <w:pPr>
-        <w:pStyle w:val="Heading2"/>
-      </w:pPr>
-      <w:r>
-        <w:t>Ownership hygiene</w:t>
-      </w:r>
-    </w:p>
-    <w:p>
-      <w:pPr>
-        <w:pStyle w:val="ListBullet"/>
-      </w:pPr>
-      <w:r>
-        <w:rPr>
-          <w:b/>
-        </w:rPr>
-        <w:t>Make ownership deterministic.</w:t>
-      </w:r>
-      <w:r>
-        <w:t xml:space="preserve"> Use corporate enrollment programs and corporate device</w:t>
-      </w:r>
-    </w:p>
-    <w:p>
-      <w:r>
-        <w:t xml:space="preserve">  identifiers so COD tags </w:t>
-      </w:r>
-      <w:r>
-        <w:rPr>
-          <w:b/>
-        </w:rPr>
-        <w:t>Corporate</w:t>
-      </w:r>
-      <w:r>
-        <w:t xml:space="preserve"> automatically; let BYOD default to </w:t>
-      </w:r>
-      <w:r>
-        <w:rPr>
-          <w:b/>
-        </w:rPr>
-        <w:t>Personal</w:t>
-      </w:r>
-      <w:r>
-        <w:t>.</w:t>
-      </w:r>
-    </w:p>
-    <w:p>
-      <w:pPr>
-        <w:pStyle w:val="ListBullet"/>
-      </w:pPr>
-      <w:r>
-        <w:rPr>
-          <w:b/>
-        </w:rPr>
-        <w:t>Audit ownership regularly</w:t>
-      </w:r>
-      <w:r>
-        <w:t xml:space="preserve"> with </w:t>
+        <w:t>Test 2 — Single identity, two devices</w:t>
+      </w:r>
+    </w:p>
+    <w:p>
+      <w:r>
+        <w:rPr>
+          <w:b/>
+        </w:rPr>
+        <w:t>Procedure:</w:t>
+      </w:r>
+      <w:r>
+        <w:t xml:space="preserve"> Run </w:t>
       </w:r>
       <w:r>
         <w:rPr>
           <w:rFonts w:ascii="Consolas" w:hAnsi="Consolas"/>
           <w:sz w:val="19"/>
         </w:rPr>
-        <w:t>DUALDEV-DeviceReport.ps1</w:t>
-      </w:r>
-      <w:r>
-        <w:t xml:space="preserve"> — a device tagged the wrong way gets</w:t>
-      </w:r>
-    </w:p>
-    <w:p>
-      <w:r>
-        <w:t xml:space="preserve">  the wrong policy set.</w:t>
+        <w:t>DUALDEV-Validation.ps1 -User &lt;upn&gt;</w:t>
+      </w:r>
+      <w:r>
+        <w:t xml:space="preserve"> for the pilot user. </w:t>
+      </w:r>
+      <w:r>
+        <w:rPr>
+          <w:b/>
+        </w:rPr>
+        <w:t>Pass:</w:t>
+      </w:r>
+      <w:r>
+        <w:t xml:space="preserve"> The </w:t>
+      </w:r>
+      <w:r>
+        <w:rPr>
+          <w:b/>
+        </w:rPr>
+        <w:t>same UPN</w:t>
+      </w:r>
+      <w:r>
+        <w:t xml:space="preserve"> owns at least one </w:t>
+      </w:r>
+      <w:r>
+        <w:rPr>
+          <w:b/>
+        </w:rPr>
+        <w:t>Corporate</w:t>
+      </w:r>
+      <w:r>
+        <w:t xml:space="preserve"> device and one </w:t>
+      </w:r>
+      <w:r>
+        <w:rPr>
+          <w:b/>
+        </w:rPr>
+        <w:t>Personal</w:t>
+      </w:r>
+      <w:r>
+        <w:t xml:space="preserve"> device. </w:t>
+      </w:r>
+      <w:r>
+        <w:rPr>
+          <w:b/>
+        </w:rPr>
+        <w:t>Fail:</w:t>
+      </w:r>
+      <w:r>
+        <w:t xml:space="preserve"> Devices split across different accounts → consolidate identity (Requirements R1).</w:t>
       </w:r>
     </w:p>
     <w:p>
@@ -5502,64 +4179,154 @@
         <w:pStyle w:val="Heading2"/>
       </w:pPr>
       <w:r>
-        <w:t>BYOD data protection</w:t>
-      </w:r>
-    </w:p>
-    <w:p>
-      <w:pPr>
-        <w:pStyle w:val="ListBullet"/>
-      </w:pPr>
-      <w:r>
-        <w:rPr>
-          <w:b/>
-        </w:rPr>
-        <w:t>Prefer App Protection (MAM) without enrollment for BYOD.</w:t>
-      </w:r>
-      <w:r>
-        <w:t xml:space="preserve"> It protects corporate data without</w:t>
-      </w:r>
-    </w:p>
-    <w:p>
-      <w:r>
-        <w:t xml:space="preserve">  managing the employee's personal device — better adoption, less privacy friction, strong   data-leak controls.</w:t>
-      </w:r>
-    </w:p>
-    <w:p>
-      <w:pPr>
-        <w:pStyle w:val="ListBullet"/>
-      </w:pPr>
-      <w:r>
-        <w:rPr>
-          <w:b/>
-        </w:rPr>
-        <w:t>Lock the data boundary:</w:t>
-      </w:r>
-      <w:r>
-        <w:t xml:space="preserve"> block backup, restrict cut/copy/paste and "Save As" to managed apps,</w:t>
-      </w:r>
-    </w:p>
-    <w:p>
-      <w:r>
-        <w:t xml:space="preserve">  require a PIN, and enforce encryption within managed apps.</w:t>
-      </w:r>
-    </w:p>
-    <w:p>
-      <w:pPr>
-        <w:pStyle w:val="ListBullet"/>
-      </w:pPr>
-      <w:r>
-        <w:rPr>
-          <w:b/>
-        </w:rPr>
-        <w:t>Only enroll a personal device (MDM) when you truly need device settings</w:t>
-      </w:r>
-      <w:r>
-        <w:t xml:space="preserve"> — and keep it tagged</w:t>
-      </w:r>
-    </w:p>
-    <w:p>
-      <w:r>
-        <w:t xml:space="preserve">  </w:t>
+        <w:t>Test 3 — Corporate device gets full MDM</w:t>
+      </w:r>
+    </w:p>
+    <w:p>
+      <w:r>
+        <w:rPr>
+          <w:b/>
+        </w:rPr>
+        <w:t>Procedure:</w:t>
+      </w:r>
+      <w:r>
+        <w:t xml:space="preserve"> Inspect the pilot </w:t>
+      </w:r>
+      <w:r>
+        <w:rPr>
+          <w:b/>
+        </w:rPr>
+        <w:t>corporate</w:t>
+      </w:r>
+      <w:r>
+        <w:t xml:space="preserve"> device in Intune. </w:t>
+      </w:r>
+      <w:r>
+        <w:rPr>
+          <w:b/>
+        </w:rPr>
+        <w:t>Pass:</w:t>
+      </w:r>
+      <w:r>
+        <w:t xml:space="preserve"> Ownership = </w:t>
+      </w:r>
+      <w:r>
+        <w:rPr>
+          <w:b/>
+        </w:rPr>
+        <w:t>Corporate</w:t>
+      </w:r>
+      <w:r>
+        <w:t xml:space="preserve">; the </w:t>
+      </w:r>
+      <w:r>
+        <w:rPr>
+          <w:b/>
+        </w:rPr>
+        <w:t>compliance</w:t>
+      </w:r>
+      <w:r>
+        <w:t xml:space="preserve"> and </w:t>
+      </w:r>
+      <w:r>
+        <w:rPr>
+          <w:b/>
+        </w:rPr>
+        <w:t>configuration</w:t>
+      </w:r>
+      <w:r>
+        <w:t xml:space="preserve"> policies (Corporate filter) are </w:t>
+      </w:r>
+      <w:r>
+        <w:rPr>
+          <w:b/>
+        </w:rPr>
+        <w:t>applied</w:t>
+      </w:r>
+      <w:r>
+        <w:t xml:space="preserve">; device reports </w:t>
+      </w:r>
+      <w:r>
+        <w:rPr>
+          <w:b/>
+        </w:rPr>
+        <w:t>Compliant</w:t>
+      </w:r>
+      <w:r>
+        <w:t xml:space="preserve">. </w:t>
+      </w:r>
+      <w:r>
+        <w:rPr>
+          <w:b/>
+        </w:rPr>
+        <w:t>Fail:</w:t>
+      </w:r>
+      <w:r>
+        <w:t xml:space="preserve"> Policies not applied → confirm the device is tagged Corporate (R5) and the Corporate filter is set on the assignment (Implementation §5–6).</w:t>
+      </w:r>
+    </w:p>
+    <w:p>
+      <w:pPr>
+        <w:pStyle w:val="Heading2"/>
+      </w:pPr>
+      <w:r>
+        <w:t>Test 4 — Personal device gets App Protection only</w:t>
+      </w:r>
+    </w:p>
+    <w:p>
+      <w:r>
+        <w:rPr>
+          <w:b/>
+        </w:rPr>
+        <w:t>Procedure:</w:t>
+      </w:r>
+      <w:r>
+        <w:t xml:space="preserve"> On the pilot </w:t>
+      </w:r>
+      <w:r>
+        <w:rPr>
+          <w:b/>
+        </w:rPr>
+        <w:t>personal</w:t>
+      </w:r>
+      <w:r>
+        <w:t xml:space="preserve"> device, sign into Outlook/Edge with the pilot account. </w:t>
+      </w:r>
+      <w:r>
+        <w:rPr>
+          <w:b/>
+        </w:rPr>
+        <w:t>Pass:</w:t>
+      </w:r>
+      <w:r>
+        <w:t xml:space="preserve"> The App Protection policy applies — </w:t>
+      </w:r>
+      <w:r>
+        <w:rPr>
+          <w:b/>
+        </w:rPr>
+        <w:t>PIN prompt</w:t>
+      </w:r>
+      <w:r>
+        <w:t xml:space="preserve">, corporate data confined to managed apps, </w:t>
+      </w:r>
+      <w:r>
+        <w:rPr>
+          <w:b/>
+        </w:rPr>
+        <w:t>Save As</w:t>
+      </w:r>
+      <w:r>
+        <w:t xml:space="preserve">/paste to personal locations blocked. The device is </w:t>
+      </w:r>
+      <w:r>
+        <w:rPr>
+          <w:b/>
+        </w:rPr>
+        <w:t>not</w:t>
+      </w:r>
+      <w:r>
+        <w:t xml:space="preserve"> fully enrolled (or, if personally enrolled, is tagged </w:t>
       </w:r>
       <w:r>
         <w:rPr>
@@ -5568,7 +4335,25 @@
         <w:t>Personal</w:t>
       </w:r>
       <w:r>
-        <w:t xml:space="preserve"> so it never receives corporate device policies.</w:t>
+        <w:t xml:space="preserve"> and does </w:t>
+      </w:r>
+      <w:r>
+        <w:rPr>
+          <w:b/>
+        </w:rPr>
+        <w:t>not</w:t>
+      </w:r>
+      <w:r>
+        <w:t xml:space="preserve"> receive Corporate device policies). </w:t>
+      </w:r>
+      <w:r>
+        <w:rPr>
+          <w:b/>
+        </w:rPr>
+        <w:t>Fail:</w:t>
+      </w:r>
+      <w:r>
+        <w:t xml:space="preserve"> No PIN/containment → confirm the app is approved/managed and the App Protection policy is assigned to the user (Implementation §7).</w:t>
       </w:r>
     </w:p>
     <w:p>
@@ -5576,178 +4361,353 @@
         <w:pStyle w:val="Heading2"/>
       </w:pPr>
       <w:r>
-        <w:t>Corporate device management</w:t>
-      </w:r>
-    </w:p>
-    <w:p>
-      <w:pPr>
-        <w:pStyle w:val="ListBullet"/>
-      </w:pPr>
-      <w:r>
-        <w:rPr>
-          <w:b/>
-        </w:rPr>
-        <w:t>Apply a real compliance baseline</w:t>
-      </w:r>
-      <w:r>
-        <w:t xml:space="preserve"> (OS minimum, encryption, firewall) and gate access on it via</w:t>
-      </w:r>
-    </w:p>
-    <w:p>
-      <w:r>
-        <w:t xml:space="preserve">  Conditional Access.</w:t>
-      </w:r>
-    </w:p>
-    <w:p>
-      <w:pPr>
-        <w:pStyle w:val="ListBullet"/>
-      </w:pPr>
-      <w:r>
-        <w:rPr>
-          <w:b/>
-        </w:rPr>
-        <w:t>Layer the zero-touch enrollment solutions</w:t>
-      </w:r>
-      <w:r>
-        <w:t xml:space="preserve"> (Autopilot / Apple ADE / Android Enterprise) for</w:t>
-      </w:r>
-    </w:p>
-    <w:p>
-      <w:r>
-        <w:t xml:space="preserve">  hands-off COD provisioning; this solution unifies the model they all feed into.</w:t>
-      </w:r>
-    </w:p>
-    <w:p>
-      <w:pPr>
-        <w:pStyle w:val="Heading2"/>
-      </w:pPr>
-      <w:r>
-        <w:t>Conditional Access</w:t>
-      </w:r>
-    </w:p>
-    <w:p>
-      <w:pPr>
-        <w:pStyle w:val="ListBullet"/>
-      </w:pPr>
-      <w:r>
-        <w:rPr>
-          <w:b/>
-        </w:rPr>
-        <w:t>One policy, "require one of."</w:t>
-      </w:r>
-      <w:r>
-        <w:t xml:space="preserve"> Grant access when the request is from a </w:t>
-      </w:r>
-      <w:r>
-        <w:rPr>
-          <w:b/>
-        </w:rPr>
-        <w:t>compliant</w:t>
-      </w:r>
-      <w:r>
-        <w:t xml:space="preserve"> device</w:t>
-      </w:r>
-    </w:p>
-    <w:p>
-      <w:r>
-        <w:t xml:space="preserve">  </w:t>
-      </w:r>
-      <w:r>
-        <w:rPr>
-          <w:b/>
-        </w:rPr>
-        <w:t>or</w:t>
-      </w:r>
-      <w:r>
-        <w:t xml:space="preserve"> an </w:t>
-      </w:r>
-      <w:r>
-        <w:rPr>
-          <w:b/>
-        </w:rPr>
-        <w:t>app-protection-protected</w:t>
-      </w:r>
-      <w:r>
-        <w:t xml:space="preserve"> app — never require both, or you lock out one device type.</w:t>
-      </w:r>
-    </w:p>
-    <w:p>
-      <w:pPr>
-        <w:pStyle w:val="ListBullet"/>
-      </w:pPr>
-      <w:r>
-        <w:rPr>
-          <w:b/>
-        </w:rPr>
-        <w:t>Always start report-only.</w:t>
-      </w:r>
-      <w:r>
-        <w:t xml:space="preserve"> Read the sign-in logs for the pilot user before enforcing.</w:t>
-      </w:r>
-    </w:p>
-    <w:p>
-      <w:pPr>
-        <w:pStyle w:val="ListBullet"/>
-      </w:pPr>
-      <w:r>
-        <w:rPr>
-          <w:b/>
-        </w:rPr>
-        <w:t>Add MFA</w:t>
-      </w:r>
-      <w:r>
-        <w:t xml:space="preserve"> as part of the same access story for a complete Zero Trust posture.</w:t>
-      </w:r>
-    </w:p>
-    <w:p>
-      <w:pPr>
-        <w:pStyle w:val="Heading2"/>
-      </w:pPr>
-      <w:r>
-        <w:t>Rollout discipline</w:t>
-      </w:r>
-    </w:p>
-    <w:p>
-      <w:pPr>
-        <w:pStyle w:val="ListBullet"/>
-      </w:pPr>
-      <w:r>
-        <w:rPr>
-          <w:b/>
-        </w:rPr>
-        <w:t>Pilot one user with two real devices</w:t>
-      </w:r>
-      <w:r>
-        <w:t xml:space="preserve"> (a corporate and a personal one) — it's the only way to</w:t>
-      </w:r>
-    </w:p>
-    <w:p>
-      <w:r>
-        <w:t xml:space="preserve">  prove the single-identity experience end to end.</w:t>
-      </w:r>
-    </w:p>
-    <w:p>
-      <w:pPr>
-        <w:pStyle w:val="ListBullet"/>
-      </w:pPr>
-      <w:r>
-        <w:rPr>
-          <w:b/>
-        </w:rPr>
-        <w:t>Expand in waves</w:t>
-      </w:r>
-      <w:r>
-        <w:t xml:space="preserve">, validating each with </w:t>
+        <w:t>Test 5 — Ownership filters route correctly</w:t>
+      </w:r>
+    </w:p>
+    <w:p>
+      <w:r>
+        <w:rPr>
+          <w:b/>
+        </w:rPr>
+        <w:t>Procedure:</w:t>
+      </w:r>
+      <w:r>
+        <w:t xml:space="preserve"> Compare policy application across the two devices. </w:t>
+      </w:r>
+      <w:r>
+        <w:rPr>
+          <w:b/>
+        </w:rPr>
+        <w:t>Pass:</w:t>
+      </w:r>
+      <w:r>
+        <w:t xml:space="preserve"> The </w:t>
+      </w:r>
+      <w:r>
+        <w:rPr>
+          <w:b/>
+        </w:rPr>
+        <w:t>Corporate</w:t>
+      </w:r>
+      <w:r>
+        <w:t xml:space="preserve"> device receives device compliance/config and </w:t>
+      </w:r>
+      <w:r>
+        <w:rPr>
+          <w:b/>
+        </w:rPr>
+        <w:t>not</w:t>
+      </w:r>
+      <w:r>
+        <w:t xml:space="preserve"> the BYOD-only items; the </w:t>
+      </w:r>
+      <w:r>
+        <w:rPr>
+          <w:b/>
+        </w:rPr>
+        <w:t>Personal</w:t>
+      </w:r>
+      <w:r>
+        <w:t xml:space="preserve"> device receives app protection and </w:t>
+      </w:r>
+      <w:r>
+        <w:rPr>
+          <w:b/>
+        </w:rPr>
+        <w:t>not</w:t>
+      </w:r>
+      <w:r>
+        <w:t xml:space="preserve"> corporate device policies. </w:t>
+      </w:r>
+      <w:r>
+        <w:rPr>
+          <w:b/>
+        </w:rPr>
+        <w:t>Fail:</w:t>
+      </w:r>
+      <w:r>
+        <w:t xml:space="preserve"> Cross-application → re-check the </w:t>
       </w:r>
       <w:r>
         <w:rPr>
           <w:rFonts w:ascii="Consolas" w:hAnsi="Consolas"/>
           <w:sz w:val="19"/>
         </w:rPr>
-        <w:t>DUALDEV-Validation.ps1</w:t>
-      </w:r>
-      <w:r>
-        <w:t xml:space="preserve"> before widening.</w:t>
+        <w:t>deviceOwnership</w:t>
+      </w:r>
+      <w:r>
+        <w:t xml:space="preserve"> filter rules and the Include/Exclude on each assignment (Implementation §4).</w:t>
+      </w:r>
+    </w:p>
+    <w:p>
+      <w:pPr>
+        <w:pStyle w:val="Heading2"/>
+      </w:pPr>
+      <w:r>
+        <w:t>Test 6 — One account reaches work from both devices</w:t>
+      </w:r>
+    </w:p>
+    <w:p>
+      <w:r>
+        <w:rPr>
+          <w:b/>
+        </w:rPr>
+        <w:t>Procedure:</w:t>
+      </w:r>
+      <w:r>
+        <w:t xml:space="preserve"> With Conditional Access </w:t>
+      </w:r>
+      <w:r>
+        <w:rPr>
+          <w:b/>
+        </w:rPr>
+        <w:t>report-only</w:t>
+      </w:r>
+      <w:r>
+        <w:t xml:space="preserve">, access a corporate web app from the corporate device and a managed app from the personal device, signed in as the same user. </w:t>
+      </w:r>
+      <w:r>
+        <w:rPr>
+          <w:b/>
+        </w:rPr>
+        <w:t>Pass:</w:t>
+      </w:r>
+      <w:r>
+        <w:t xml:space="preserve"> Both succeed — the corporate device satisfies </w:t>
+      </w:r>
+      <w:r>
+        <w:rPr>
+          <w:b/>
+        </w:rPr>
+        <w:t>compliant device</w:t>
+      </w:r>
+      <w:r>
+        <w:t xml:space="preserve">; the personal device satisfies </w:t>
+      </w:r>
+      <w:r>
+        <w:rPr>
+          <w:b/>
+        </w:rPr>
+        <w:t>app protection policy</w:t>
+      </w:r>
+      <w:r>
+        <w:t xml:space="preserve"> — under the </w:t>
+      </w:r>
+      <w:r>
+        <w:rPr>
+          <w:b/>
+        </w:rPr>
+        <w:t>single</w:t>
+      </w:r>
+      <w:r>
+        <w:t xml:space="preserve"> CA policy. </w:t>
+      </w:r>
+      <w:r>
+        <w:rPr>
+          <w:b/>
+        </w:rPr>
+        <w:t>Fail:</w:t>
+      </w:r>
+      <w:r>
+        <w:t xml:space="preserve"> One path blocked → review CA grant controls ("require one of"), compliance state, and app protection assignment (Implementation §9).</w:t>
+      </w:r>
+    </w:p>
+    <w:p>
+      <w:pPr>
+        <w:pStyle w:val="Heading2"/>
+      </w:pPr>
+      <w:r>
+        <w:t>Test 7 — Unmanaged path is blocked (data protection holds)</w:t>
+      </w:r>
+    </w:p>
+    <w:p>
+      <w:r>
+        <w:rPr>
+          <w:b/>
+        </w:rPr>
+        <w:t>Procedure:</w:t>
+      </w:r>
+      <w:r>
+        <w:t xml:space="preserve"> On the personal device, try to open corporate mail in the </w:t>
+      </w:r>
+      <w:r>
+        <w:rPr>
+          <w:b/>
+        </w:rPr>
+        <w:t>built-in</w:t>
+      </w:r>
+      <w:r>
+        <w:t xml:space="preserve"> (unmanaged) mail app or paste corporate data into a personal app. </w:t>
+      </w:r>
+      <w:r>
+        <w:rPr>
+          <w:b/>
+        </w:rPr>
+        <w:t>Pass:</w:t>
+      </w:r>
+      <w:r>
+        <w:t xml:space="preserve"> Corporate data is </w:t>
+      </w:r>
+      <w:r>
+        <w:rPr>
+          <w:b/>
+        </w:rPr>
+        <w:t>not</w:t>
+      </w:r>
+      <w:r>
+        <w:t xml:space="preserve"> accessible in unmanaged apps; paste/Save-As to personal locations is blocked. </w:t>
+      </w:r>
+      <w:r>
+        <w:rPr>
+          <w:b/>
+        </w:rPr>
+        <w:t>Fail:</w:t>
+      </w:r>
+      <w:r>
+        <w:t xml:space="preserve"> Corporate data leaks to unmanaged apps → tighten App Protection data-relocation settings.</w:t>
+      </w:r>
+    </w:p>
+    <w:p>
+      <w:pPr>
+        <w:pStyle w:val="Heading2"/>
+      </w:pPr>
+      <w:r>
+        <w:t>Test 8 — Compliance &amp; enforcement</w:t>
+      </w:r>
+    </w:p>
+    <w:p>
+      <w:r>
+        <w:rPr>
+          <w:b/>
+        </w:rPr>
+        <w:t>Procedure:</w:t>
+      </w:r>
+      <w:r>
+        <w:t xml:space="preserve"> Review compliance for the corporate device and the report-only CA results for the user. </w:t>
+      </w:r>
+      <w:r>
+        <w:rPr>
+          <w:b/>
+        </w:rPr>
+        <w:t>Pass:</w:t>
+      </w:r>
+      <w:r>
+        <w:t xml:space="preserve"> Corporate device </w:t>
+      </w:r>
+      <w:r>
+        <w:rPr>
+          <w:b/>
+        </w:rPr>
+        <w:t>Compliant</w:t>
+      </w:r>
+      <w:r>
+        <w:t xml:space="preserve">; CA evaluates the user correctly from both devices. </w:t>
+      </w:r>
+      <w:r>
+        <w:rPr>
+          <w:b/>
+        </w:rPr>
+        <w:t>Fail:</w:t>
+      </w:r>
+      <w:r>
+        <w:t xml:space="preserve"> Non-compliant or CA misfires → review the compliance policy and CA conditions.</w:t>
+      </w:r>
+    </w:p>
+    <w:p>
+      <w:pPr>
+        <w:pStyle w:val="Heading2"/>
+      </w:pPr>
+      <w:r>
+        <w:t>Acceptance gate</w:t>
+      </w:r>
+    </w:p>
+    <w:p>
+      <w:r>
+        <w:t xml:space="preserve">Proceed to </w:t>
+      </w:r>
+      <w:r>
+        <w:rPr>
+          <w:b/>
+        </w:rPr>
+        <w:t>Expand</w:t>
+      </w:r>
+      <w:r>
+        <w:t xml:space="preserve"> only when Tests 1–8 pass for a pilot user who has </w:t>
+      </w:r>
+      <w:r>
+        <w:rPr>
+          <w:b/>
+        </w:rPr>
+        <w:t>both</w:t>
+      </w:r>
+      <w:r>
+        <w:t xml:space="preserve"> a corporate and a personal device signed in with the </w:t>
+      </w:r>
+      <w:r>
+        <w:rPr>
+          <w:b/>
+        </w:rPr>
+        <w:t>same account</w:t>
+      </w:r>
+      <w:r>
+        <w:t>, and the data-protection checks (Test 7) hold.</w:t>
+      </w:r>
+    </w:p>
+    <w:p>
+      <w:pPr>
+        <w:pStyle w:val="Heading1"/>
+      </w:pPr>
+      <w:r>
+        <w:t>6. Troubleshooting — Dual-Device (Personal + Corporate) Management with Single Sign-On</w:t>
+      </w:r>
+    </w:p>
+    <w:p>
+      <w:r>
+        <w:t xml:space="preserve">Work top-down: confirm the </w:t>
+      </w:r>
+      <w:r>
+        <w:rPr>
+          <w:b/>
+        </w:rPr>
+        <w:t>identity</w:t>
+      </w:r>
+      <w:r>
+        <w:t xml:space="preserve"> (one account), then </w:t>
+      </w:r>
+      <w:r>
+        <w:rPr>
+          <w:b/>
+        </w:rPr>
+        <w:t>ownership</w:t>
+      </w:r>
+      <w:r>
+        <w:t xml:space="preserve"> (Corporate vs Personal), then </w:t>
+      </w:r>
+      <w:r>
+        <w:rPr>
+          <w:b/>
+        </w:rPr>
+        <w:t>targeting</w:t>
+      </w:r>
+      <w:r>
+        <w:t xml:space="preserve"> (filters/assignments), then </w:t>
+      </w:r>
+      <w:r>
+        <w:rPr>
+          <w:b/>
+        </w:rPr>
+        <w:t>access</w:t>
+      </w:r>
+      <w:r>
+        <w:t xml:space="preserve"> (Conditional Access). Most issues are a device tagged with the wrong ownership, a missing filter on an assignment, or a BYOD user not using a managed app.</w:t>
+      </w:r>
+    </w:p>
+    <w:p>
+      <w:pPr>
+        <w:pStyle w:val="Heading2"/>
+      </w:pPr>
+      <w:r>
+        <w:t>A user's two devices show under different accounts</w:t>
       </w:r>
     </w:p>
     <w:p>
@@ -5758,15 +4718,15 @@
         <w:rPr>
           <w:b/>
         </w:rPr>
-        <w:t>Communicate the BYOD deal to employees:</w:t>
-      </w:r>
-      <w:r>
-        <w:t xml:space="preserve"> what IT can and cannot see/do on a personal device</w:t>
-      </w:r>
-    </w:p>
-    <w:p>
-      <w:r>
-        <w:t xml:space="preserve">  under App Protection (data containment, *not* device surveillance) — clarity drives adoption.</w:t>
+        <w:t>Duplicate identities.</w:t>
+      </w:r>
+      <w:r>
+        <w:t xml:space="preserve"> Consolidate to one Entra account; the user must sign in with the same UPN</w:t>
+      </w:r>
+    </w:p>
+    <w:p>
+      <w:r>
+        <w:t xml:space="preserve">  on both devices (Requirements R1). Re-enroll/re-register the stray device under the correct account.</w:t>
       </w:r>
     </w:p>
     <w:p>
@@ -5774,7 +4734,7 @@
         <w:pStyle w:val="Heading2"/>
       </w:pPr>
       <w:r>
-        <w:t>Operations &amp; documentation</w:t>
+        <w:t>A corporate device is tagged Personal (or vice-versa)</w:t>
       </w:r>
     </w:p>
     <w:p>
@@ -5785,15 +4745,51 @@
         <w:rPr>
           <w:b/>
         </w:rPr>
-        <w:t>Keep a runbook</w:t>
-      </w:r>
-      <w:r>
-        <w:t xml:space="preserve"> of the pilot/production groups, the two ownership filters, the compliance and</w:t>
-      </w:r>
-    </w:p>
-    <w:p>
-      <w:r>
-        <w:t xml:space="preserve">  app-protection policies, and the Conditional Access policy — the moving parts that define the model.</w:t>
+        <w:t>Wrong ownership.</w:t>
+      </w:r>
+      <w:r>
+        <w:t xml:space="preserve"> Intune → </w:t>
+      </w:r>
+      <w:r>
+        <w:rPr>
+          <w:b/>
+        </w:rPr>
+        <w:t>Devices → (device) → Properties → Device ownership</w:t>
+      </w:r>
+      <w:r>
+        <w:t xml:space="preserve"> → set</w:t>
+      </w:r>
+    </w:p>
+    <w:p>
+      <w:r>
+        <w:t xml:space="preserve">  </w:t>
+      </w:r>
+      <w:r>
+        <w:rPr>
+          <w:b/>
+        </w:rPr>
+        <w:t>Corporate</w:t>
+      </w:r>
+      <w:r>
+        <w:t>/</w:t>
+      </w:r>
+      <w:r>
+        <w:rPr>
+          <w:b/>
+        </w:rPr>
+        <w:t>Personal</w:t>
+      </w:r>
+      <w:r>
+        <w:t xml:space="preserve">. For COD, add </w:t>
+      </w:r>
+      <w:r>
+        <w:rPr>
+          <w:b/>
+        </w:rPr>
+        <w:t>corporate device identifiers</w:t>
+      </w:r>
+      <w:r>
+        <w:t xml:space="preserve"> or use a corporate   enrollment program so it tags Corporate automatically (R5).</w:t>
       </w:r>
     </w:p>
     <w:p>
@@ -5801,41 +4797,82 @@
         <w:pStyle w:val="ListBullet"/>
       </w:pPr>
       <w:r>
-        <w:rPr>
-          <w:b/>
-        </w:rPr>
-        <w:t>Report monthly</w:t>
-      </w:r>
-      <w:r>
-        <w:t xml:space="preserve"> with </w:t>
+        <w:t>After fixing, the device picks up the correct filtered policies on next sync.</w:t>
+      </w:r>
+    </w:p>
+    <w:p>
+      <w:pPr>
+        <w:pStyle w:val="Heading2"/>
+      </w:pPr>
+      <w:r>
+        <w:t>Corporate policies are not applying to the corporate device</w:t>
+      </w:r>
+    </w:p>
+    <w:p>
+      <w:pPr>
+        <w:pStyle w:val="ListBullet"/>
+      </w:pPr>
+      <w:r>
+        <w:rPr>
+          <w:b/>
+        </w:rPr>
+        <w:t>Filter mismatch.</w:t>
+      </w:r>
+      <w:r>
+        <w:t xml:space="preserve"> The compliance/config assignment must </w:t>
+      </w:r>
+      <w:r>
+        <w:rPr>
+          <w:b/>
+        </w:rPr>
+        <w:t>Include</w:t>
+      </w:r>
+      <w:r>
+        <w:t xml:space="preserve"> the </w:t>
+      </w:r>
+      <w:r>
+        <w:rPr>
+          <w:b/>
+        </w:rPr>
+        <w:t>Corporate Devices</w:t>
+      </w:r>
+    </w:p>
+    <w:p>
+      <w:r>
+        <w:t xml:space="preserve">  filter and target the </w:t>
+      </w:r>
+      <w:r>
+        <w:rPr>
+          <w:b/>
+        </w:rPr>
+        <w:t>user</w:t>
+      </w:r>
+      <w:r>
+        <w:t xml:space="preserve"> group (Implementation §5–6). Verify the filter rule is   </w:t>
       </w:r>
       <w:r>
         <w:rPr>
           <w:rFonts w:ascii="Consolas" w:hAnsi="Consolas"/>
           <w:sz w:val="19"/>
         </w:rPr>
-        <w:t>DUALDEV-DeviceReport.ps1</w:t>
-      </w:r>
-      <w:r>
-        <w:t>: device counts by ownership, users who have both</w:t>
-      </w:r>
-    </w:p>
-    <w:p>
-      <w:r>
-        <w:t xml:space="preserve">  a COD and a BYOD device, compliance, and app-protection coverage.</w:t>
-      </w:r>
-    </w:p>
-    <w:p>
-      <w:pPr>
-        <w:pStyle w:val="Heading1"/>
-      </w:pPr>
-      <w:r>
-        <w:t>8. Deliverables Summary — Dual-Device (Personal + Corporate) Management with Single Sign-On</w:t>
-      </w:r>
-    </w:p>
-    <w:p>
-      <w:r>
-        <w:t>Everything included in this solution package, and what each piece is for.</w:t>
+        <w:t>(device.deviceOwnership -eq "Corporate")</w:t>
+      </w:r>
+      <w:r>
+        <w:t>.</w:t>
+      </w:r>
+    </w:p>
+    <w:p>
+      <w:pPr>
+        <w:pStyle w:val="ListBullet"/>
+      </w:pPr>
+      <w:r>
+        <w:rPr>
+          <w:b/>
+        </w:rPr>
+        <w:t>Device not compliant/enrolled.</w:t>
+      </w:r>
+      <w:r>
+        <w:t xml:space="preserve"> Confirm the device is enrolled and checking in.</w:t>
       </w:r>
     </w:p>
     <w:p>
@@ -5843,7 +4880,7 @@
         <w:pStyle w:val="Heading2"/>
       </w:pPr>
       <w:r>
-        <w:t>Documentation (this guide)</w:t>
+        <w:t>App Protection isn't applying to the BYOD device</w:t>
       </w:r>
     </w:p>
     <w:p>
@@ -5854,10 +4891,24 @@
         <w:rPr>
           <w:b/>
         </w:rPr>
-        <w:t>Executive Summary</w:t>
-      </w:r>
-      <w:r>
-        <w:t xml:space="preserve"> — the business case and outcome in one page.</w:t>
+        <w:t>User not in scope.</w:t>
+      </w:r>
+      <w:r>
+        <w:t xml:space="preserve"> App Protection assigns to the </w:t>
+      </w:r>
+      <w:r>
+        <w:rPr>
+          <w:b/>
+        </w:rPr>
+        <w:t>user</w:t>
+      </w:r>
+      <w:r>
+        <w:t xml:space="preserve"> group — confirm the pilot user is a</w:t>
+      </w:r>
+    </w:p>
+    <w:p>
+      <w:r>
+        <w:t xml:space="preserve">  member (Implementation §7).</w:t>
       </w:r>
     </w:p>
     <w:p>
@@ -5868,15 +4919,24 @@
         <w:rPr>
           <w:b/>
         </w:rPr>
-        <w:t>Solution Overview</w:t>
-      </w:r>
-      <w:r>
-        <w:t xml:space="preserve"> — the two ownership models, the single-identity design, management models,</w:t>
-      </w:r>
-    </w:p>
-    <w:p>
-      <w:r>
-        <w:t xml:space="preserve">  benefits, and honest limitations.</w:t>
+        <w:t>App not managed/approved.</w:t>
+      </w:r>
+      <w:r>
+        <w:t xml:space="preserve"> The user must use an </w:t>
+      </w:r>
+      <w:r>
+        <w:rPr>
+          <w:b/>
+        </w:rPr>
+        <w:t>approved managed app</w:t>
+      </w:r>
+      <w:r>
+        <w:t xml:space="preserve"> (Outlook, Edge, Teams).</w:t>
+      </w:r>
+    </w:p>
+    <w:p>
+      <w:r>
+        <w:t xml:space="preserve">  Built-in mail/browser apps are intentionally excluded.</w:t>
       </w:r>
     </w:p>
     <w:p>
@@ -5887,33 +4947,10 @@
         <w:rPr>
           <w:b/>
         </w:rPr>
-        <w:t>Requirements Guide</w:t>
-      </w:r>
-      <w:r>
-        <w:t xml:space="preserve"> — every prerequisite (one identity, MDM+MAM licensing, Entra ID P1,</w:t>
-      </w:r>
-    </w:p>
-    <w:p>
-      <w:r>
-        <w:t xml:space="preserve">  enrollment restrictions, corporate tagging, Company Portal, App Protection, compliance, ownership   filters, network) with how to </w:t>
-      </w:r>
-      <w:r>
-        <w:rPr>
-          <w:b/>
-        </w:rPr>
-        <w:t>verify</w:t>
-      </w:r>
-      <w:r>
-        <w:t xml:space="preserve"> and how to </w:t>
-      </w:r>
-      <w:r>
-        <w:rPr>
-          <w:b/>
-        </w:rPr>
-        <w:t>implement if missing</w:t>
-      </w:r>
-      <w:r>
-        <w:t>, plus the category-level   Global Requirements.</w:t>
+        <w:t>No Intune/MAM license</w:t>
+      </w:r>
+      <w:r>
+        <w:t xml:space="preserve"> on the user (R2).</w:t>
       </w:r>
     </w:p>
     <w:p>
@@ -5921,18 +4958,24 @@
         <w:pStyle w:val="ListBullet"/>
       </w:pPr>
       <w:r>
-        <w:rPr>
-          <w:b/>
-        </w:rPr>
-        <w:t>Implementation Guide</w:t>
-      </w:r>
-      <w:r>
-        <w:t xml:space="preserve"> — exact, ordered, click-by-click steps across six phases: identity &amp;</w:t>
-      </w:r>
-    </w:p>
-    <w:p>
-      <w:r>
-        <w:t xml:space="preserve">  enrollment baseline, ownership-based targeting, COD full-MDM, BYOD App Protection, unifying access   with Conditional Access, then pilot/validate/expand.</w:t>
+        <w:t xml:space="preserve">App Protection applies on </w:t>
+      </w:r>
+      <w:r>
+        <w:rPr>
+          <w:b/>
+        </w:rPr>
+        <w:t>next app launch / token refresh</w:t>
+      </w:r>
+      <w:r>
+        <w:t xml:space="preserve"> — close and reopen the managed app.</w:t>
+      </w:r>
+    </w:p>
+    <w:p>
+      <w:pPr>
+        <w:pStyle w:val="Heading2"/>
+      </w:pPr>
+      <w:r>
+        <w:t>BYOD user can't access corporate mail/data</w:t>
       </w:r>
     </w:p>
     <w:p>
@@ -5943,15 +4986,15 @@
         <w:rPr>
           <w:b/>
         </w:rPr>
-        <w:t>Testing &amp; Validation</w:t>
-      </w:r>
-      <w:r>
-        <w:t xml:space="preserve"> — eight tests with explicit pass/fail gates and an acceptance gate, proving</w:t>
-      </w:r>
-    </w:p>
-    <w:p>
-      <w:r>
-        <w:t xml:space="preserve">  one account works on both a corporate and a personal device.</w:t>
+        <w:t>By design in an unmanaged app.</w:t>
+      </w:r>
+      <w:r>
+        <w:t xml:space="preserve"> They must use the managed app (e.g. Outlook), not the built-in</w:t>
+      </w:r>
+    </w:p>
+    <w:p>
+      <w:r>
+        <w:t xml:space="preserve">  one. Deploy and direct them to the approved apps (Implementation §8).</w:t>
       </w:r>
     </w:p>
     <w:p>
@@ -5962,10 +5005,32 @@
         <w:rPr>
           <w:b/>
         </w:rPr>
-        <w:t>Troubleshooting</w:t>
-      </w:r>
-      <w:r>
-        <w:t xml:space="preserve"> — top-down diagnosis for identity, ownership, targeting, and access failures.</w:t>
+        <w:t>Conditional Access blocking.</w:t>
+      </w:r>
+      <w:r>
+        <w:t xml:space="preserve"> If CA requires app protection, accessing from a non-managed app is</w:t>
+      </w:r>
+    </w:p>
+    <w:p>
+      <w:r>
+        <w:t xml:space="preserve">  blocked — expected. Check Entra → </w:t>
+      </w:r>
+      <w:r>
+        <w:rPr>
+          <w:b/>
+        </w:rPr>
+        <w:t>Sign-in logs</w:t>
+      </w:r>
+      <w:r>
+        <w:t xml:space="preserve"> for the CA result.</w:t>
+      </w:r>
+    </w:p>
+    <w:p>
+      <w:pPr>
+        <w:pStyle w:val="Heading2"/>
+      </w:pPr>
+      <w:r>
+        <w:t>One account works on the corporate device but not the personal one (or vice-versa)</w:t>
       </w:r>
     </w:p>
     <w:p>
@@ -5976,15 +5041,61 @@
         <w:rPr>
           <w:b/>
         </w:rPr>
-        <w:t>Best Practices</w:t>
-      </w:r>
-      <w:r>
-        <w:t xml:space="preserve"> — the assign-to-user/scope-by-filter model, ownership hygiene, BYOD data</w:t>
-      </w:r>
-    </w:p>
-    <w:p>
-      <w:r>
-        <w:t xml:space="preserve">  protection, COD management, Conditional Access, and rollout discipline.</w:t>
+        <w:t>CA grant too strict.</w:t>
+      </w:r>
+      <w:r>
+        <w:t xml:space="preserve"> The Conditional Access policy must </w:t>
+      </w:r>
+      <w:r>
+        <w:rPr>
+          <w:b/>
+        </w:rPr>
+        <w:t>require *one of</w:t>
+      </w:r>
+      <w:r>
+        <w:t>* compliant device</w:t>
+      </w:r>
+    </w:p>
+    <w:p>
+      <w:r>
+        <w:t xml:space="preserve">  </w:t>
+      </w:r>
+      <w:r>
+        <w:rPr>
+          <w:b/>
+        </w:rPr>
+        <w:t>or</w:t>
+      </w:r>
+      <w:r>
+        <w:t xml:space="preserve"> app protection — not </w:t>
+      </w:r>
+      <w:r>
+        <w:rPr>
+          <w:b/>
+        </w:rPr>
+        <w:t>both</w:t>
+      </w:r>
+      <w:r>
+        <w:t xml:space="preserve"> (Implementation §9). "Require all" blocks one of the two paths.</w:t>
+      </w:r>
+    </w:p>
+    <w:p>
+      <w:pPr>
+        <w:pStyle w:val="ListBullet"/>
+      </w:pPr>
+      <w:r>
+        <w:rPr>
+          <w:b/>
+        </w:rPr>
+        <w:t>App protection not yet registered</w:t>
+      </w:r>
+      <w:r>
+        <w:t xml:space="preserve"> on the personal device — open a managed app and complete the</w:t>
+      </w:r>
+    </w:p>
+    <w:p>
+      <w:r>
+        <w:t xml:space="preserve">  PIN setup.</w:t>
       </w:r>
     </w:p>
     <w:p>
@@ -5992,18 +5103,101 @@
         <w:pStyle w:val="Heading2"/>
       </w:pPr>
       <w:r>
-        <w:t>PowerShell scripts (Microsoft Graph) — `DUALDEV-Scripts.zip`</w:t>
-      </w:r>
-    </w:p>
-    <w:p>
-      <w:r>
-        <w:t xml:space="preserve">All scripts are tenant-side (run from an admin workstation with the Microsoft Graph PowerShell SDK); each has a header explaining </w:t>
-      </w:r>
-      <w:r>
-        <w:rPr>
-          <w:b/>
-        </w:rPr>
-        <w:t>Purpose · How to run · Expected results</w:t>
+        <w:t>Personal device received corporate **device** policies (over-management)</w:t>
+      </w:r>
+    </w:p>
+    <w:p>
+      <w:pPr>
+        <w:pStyle w:val="ListBullet"/>
+      </w:pPr>
+      <w:r>
+        <w:t xml:space="preserve">The personal device was </w:t>
+      </w:r>
+      <w:r>
+        <w:rPr>
+          <w:b/>
+        </w:rPr>
+        <w:t>fully enrolled</w:t>
+      </w:r>
+      <w:r>
+        <w:t xml:space="preserve"> and/or tagged </w:t>
+      </w:r>
+      <w:r>
+        <w:rPr>
+          <w:b/>
+        </w:rPr>
+        <w:t>Corporate</w:t>
+      </w:r>
+      <w:r>
+        <w:t>. Confirm enrollment</w:t>
+      </w:r>
+    </w:p>
+    <w:p>
+      <w:r>
+        <w:t xml:space="preserve">  restrictions and ownership (R4–R5); for BYOD, prefer </w:t>
+      </w:r>
+      <w:r>
+        <w:rPr>
+          <w:b/>
+        </w:rPr>
+        <w:t>App Protection without enrollment</w:t>
+      </w:r>
+      <w:r>
+        <w:t xml:space="preserve">. If   personal MDM enrollment is intended, ensure it's tagged </w:t>
+      </w:r>
+      <w:r>
+        <w:rPr>
+          <w:b/>
+        </w:rPr>
+        <w:t>Personal</w:t>
+      </w:r>
+      <w:r>
+        <w:t xml:space="preserve"> so the Personal filter excludes   corporate policies.</w:t>
+      </w:r>
+    </w:p>
+    <w:p>
+      <w:pPr>
+        <w:pStyle w:val="Heading2"/>
+      </w:pPr>
+      <w:r>
+        <w:t>Conditional Access has unexpected effects</w:t>
+      </w:r>
+    </w:p>
+    <w:p>
+      <w:pPr>
+        <w:pStyle w:val="ListBullet"/>
+      </w:pPr>
+      <w:r>
+        <w:t xml:space="preserve">Keep the pilot policy in </w:t>
+      </w:r>
+      <w:r>
+        <w:rPr>
+          <w:b/>
+        </w:rPr>
+        <w:t>report-only</w:t>
+      </w:r>
+      <w:r>
+        <w:t xml:space="preserve"> and read Entra → </w:t>
+      </w:r>
+      <w:r>
+        <w:rPr>
+          <w:b/>
+        </w:rPr>
+        <w:t>Sign-in logs → Conditional Access</w:t>
+      </w:r>
+      <w:r>
+        <w:t xml:space="preserve"> to</w:t>
+      </w:r>
+    </w:p>
+    <w:p>
+      <w:r>
+        <w:t xml:space="preserve">  see exactly which control was/wasn't satisfied before turning it </w:t>
+      </w:r>
+      <w:r>
+        <w:rPr>
+          <w:b/>
+        </w:rPr>
+        <w:t>On</w:t>
       </w:r>
       <w:r>
         <w:t>.</w:t>
@@ -6011,158 +5205,946 @@
     </w:p>
     <w:p>
       <w:pPr>
-        <w:pStyle w:val="ListNumber"/>
-      </w:pPr>
-      <w:r>
-        <w:rPr>
-          <w:b/>
-        </w:rPr>
-        <w:t>`DUALDEV-Discovery.ps1`</w:t>
-      </w:r>
-      <w:r>
-        <w:t xml:space="preserve"> — tenant readiness: enrollment restrictions (personal allowed?),</w:t>
-      </w:r>
-    </w:p>
-    <w:p>
-      <w:r>
-        <w:t xml:space="preserve">   compliance policies, App Protection policies, Corporate/Personal device filters, Company Portal,    and Conditional Access presence.</w:t>
-      </w:r>
-    </w:p>
-    <w:p>
-      <w:pPr>
-        <w:pStyle w:val="ListNumber"/>
-      </w:pPr>
-      <w:r>
-        <w:rPr>
-          <w:b/>
-        </w:rPr>
-        <w:t>`DUALDEV-Validation.ps1`</w:t>
-      </w:r>
-      <w:r>
-        <w:t xml:space="preserve"> — for a given user, confirms a single identity owns both a </w:t>
-      </w:r>
-      <w:r>
-        <w:rPr>
-          <w:b/>
-        </w:rPr>
-        <w:t>Corporate</w:t>
-      </w:r>
-    </w:p>
-    <w:p>
-      <w:r>
-        <w:t xml:space="preserve">   device (compliant) and a </w:t>
-      </w:r>
-      <w:r>
-        <w:rPr>
-          <w:b/>
-        </w:rPr>
-        <w:t>Personal</w:t>
-      </w:r>
-      <w:r>
-        <w:t xml:space="preserve"> device (app protection applied), with a PASS/FAIL summary.</w:t>
-      </w:r>
-    </w:p>
-    <w:p>
-      <w:pPr>
-        <w:pStyle w:val="ListNumber"/>
-      </w:pPr>
-      <w:r>
-        <w:rPr>
-          <w:b/>
-        </w:rPr>
-        <w:t>`DUALDEV-DeviceReport.ps1`</w:t>
-      </w:r>
-      <w:r>
-        <w:t xml:space="preserve"> — tenant-wide CSV: devices by </w:t>
-      </w:r>
-      <w:r>
-        <w:rPr>
-          <w:b/>
-        </w:rPr>
-        <w:t>ownership</w:t>
-      </w:r>
-      <w:r>
-        <w:t>, platform, enrollment</w:t>
-      </w:r>
-    </w:p>
-    <w:p>
-      <w:r>
-        <w:t xml:space="preserve">   type, compliance, and primary user — plus a list of users who have </w:t>
-      </w:r>
-      <w:r>
-        <w:rPr>
-          <w:b/>
-        </w:rPr>
-        <w:t>both</w:t>
-      </w:r>
-      <w:r>
-        <w:t xml:space="preserve"> a COD and a BYOD device.</w:t>
-      </w:r>
-    </w:p>
-    <w:p>
-      <w:pPr>
-        <w:pStyle w:val="ListNumber"/>
-      </w:pPr>
-      <w:r>
-        <w:rPr>
-          <w:b/>
-        </w:rPr>
-        <w:t>`DUALDEV-Remediation.ps1`</w:t>
-      </w:r>
-      <w:r>
-        <w:t xml:space="preserve"> — safe remediation: set device </w:t>
-      </w:r>
-      <w:r>
-        <w:rPr>
-          <w:b/>
-        </w:rPr>
-        <w:t>ownership</w:t>
-      </w:r>
-      <w:r>
-        <w:t>, re-assign policies to the</w:t>
-      </w:r>
-    </w:p>
-    <w:p>
-      <w:r>
-        <w:t xml:space="preserve">   target group, and flag enrollment-restriction/filter misconfigurations. Read-only by default;    changes require an explicit confirmation switch.</w:t>
-      </w:r>
-    </w:p>
-    <w:p>
-      <w:pPr>
-        <w:pStyle w:val="ListNumber"/>
-      </w:pPr>
-      <w:r>
-        <w:rPr>
-          <w:b/>
-        </w:rPr>
-        <w:t>`Set-OwnershipBasedTargeting.ps1`</w:t>
-      </w:r>
-      <w:r>
-        <w:t xml:space="preserve"> — creates the </w:t>
-      </w:r>
-      <w:r>
-        <w:rPr>
-          <w:b/>
-        </w:rPr>
-        <w:t>Corporate</w:t>
-      </w:r>
-      <w:r>
-        <w:t xml:space="preserve"> and </w:t>
-      </w:r>
-      <w:r>
-        <w:rPr>
-          <w:b/>
-        </w:rPr>
-        <w:t>Personal</w:t>
+        <w:pStyle w:val="Heading2"/>
+      </w:pPr>
+      <w:r>
+        <w:t>Useful checkpoints</w:t>
+      </w:r>
+    </w:p>
+    <w:p>
+      <w:pPr>
+        <w:pStyle w:val="ListBullet"/>
+      </w:pPr>
+      <w:r>
+        <w:rPr>
+          <w:b/>
+        </w:rPr>
+        <w:t>Intune:</w:t>
+      </w:r>
+      <w:r>
+        <w:t xml:space="preserve"> Devices → (device) → </w:t>
+      </w:r>
+      <w:r>
+        <w:rPr>
+          <w:b/>
+        </w:rPr>
+        <w:t>Properties</w:t>
+      </w:r>
+      <w:r>
+        <w:t xml:space="preserve"> (ownership), </w:t>
+      </w:r>
+      <w:r>
+        <w:rPr>
+          <w:b/>
+        </w:rPr>
+        <w:t>Compliance</w:t>
+      </w:r>
+      <w:r>
+        <w:t xml:space="preserve">, </w:t>
+      </w:r>
+      <w:r>
+        <w:rPr>
+          <w:b/>
+        </w:rPr>
+        <w:t>Configuration</w:t>
+      </w:r>
+      <w:r>
+        <w:t>;</w:t>
+      </w:r>
+    </w:p>
+    <w:p>
+      <w:r>
+        <w:t xml:space="preserve">  Apps → </w:t>
+      </w:r>
+      <w:r>
+        <w:rPr>
+          <w:b/>
+        </w:rPr>
+        <w:t>App protection policies → (policy) → Monitor</w:t>
+      </w:r>
+      <w:r>
+        <w:t xml:space="preserve"> for per-user status; Tenant administration →   </w:t>
+      </w:r>
+      <w:r>
+        <w:rPr>
+          <w:b/>
+        </w:rPr>
+        <w:t>Filters</w:t>
+      </w:r>
+      <w:r>
+        <w:t>.</w:t>
+      </w:r>
+    </w:p>
+    <w:p>
+      <w:pPr>
+        <w:pStyle w:val="ListBullet"/>
+      </w:pPr>
+      <w:r>
+        <w:rPr>
+          <w:b/>
+        </w:rPr>
+        <w:t>Entra:</w:t>
       </w:r>
       <w:r>
         <w:t xml:space="preserve"> </w:t>
+      </w:r>
+      <w:r>
+        <w:rPr>
+          <w:b/>
+        </w:rPr>
+        <w:t>Sign-in logs → Conditional Access</w:t>
+      </w:r>
+      <w:r>
+        <w:t xml:space="preserve"> tab for grant evaluation.</w:t>
+      </w:r>
+    </w:p>
+    <w:p>
+      <w:pPr>
+        <w:pStyle w:val="ListBullet"/>
+      </w:pPr>
+      <w:r>
+        <w:rPr>
+          <w:b/>
+        </w:rPr>
+        <w:t>Scripts:</w:t>
+      </w:r>
+      <w:r>
+        <w:t xml:space="preserve"> re-run </w:t>
       </w:r>
       <w:r>
         <w:rPr>
           <w:rFonts w:ascii="Consolas" w:hAnsi="Consolas"/>
           <w:sz w:val="19"/>
         </w:rPr>
+        <w:t>DUALDEV-Validation.ps1 -User &lt;upn&gt;</w:t>
+      </w:r>
+      <w:r>
+        <w:t xml:space="preserve"> after each change to confirm the gate.</w:t>
+      </w:r>
+    </w:p>
+    <w:p>
+      <w:pPr>
+        <w:pStyle w:val="Heading1"/>
+      </w:pPr>
+      <w:r>
+        <w:t>7. Best Practices — Dual-Device (Personal + Corporate) Management with Single Sign-On</w:t>
+      </w:r>
+    </w:p>
+    <w:p>
+      <w:r>
+        <w:t>Field-proven guidance to keep one identity working cleanly across both device types.</w:t>
+      </w:r>
+    </w:p>
+    <w:p>
+      <w:pPr>
+        <w:pStyle w:val="Heading2"/>
+      </w:pPr>
+      <w:r>
+        <w:t>Identity &amp; assignment model</w:t>
+      </w:r>
+    </w:p>
+    <w:p>
+      <w:pPr>
+        <w:pStyle w:val="ListBullet"/>
+      </w:pPr>
+      <w:r>
+        <w:rPr>
+          <w:b/>
+        </w:rPr>
+        <w:t>Assign policies to user groups, scope with device filters.</w:t>
+      </w:r>
+      <w:r>
+        <w:t xml:space="preserve"> This is the heart of the design:</w:t>
+      </w:r>
+    </w:p>
+    <w:p>
+      <w:r>
+        <w:t xml:space="preserve">  one assignment to the user, the right policy follows the device's ownership. Avoid mixing   per-device group assignments that fight the filters.</w:t>
+      </w:r>
+    </w:p>
+    <w:p>
+      <w:pPr>
+        <w:pStyle w:val="ListBullet"/>
+      </w:pPr>
+      <w:r>
+        <w:rPr>
+          <w:b/>
+        </w:rPr>
+        <w:t>Keep one Entra identity per user.</w:t>
+      </w:r>
+      <w:r>
+        <w:t xml:space="preserve"> Never create a separate "BYOD account" — it splits policy and</w:t>
+      </w:r>
+    </w:p>
+    <w:p>
+      <w:r>
+        <w:t xml:space="preserve">  breaks Conditional Access logic.</w:t>
+      </w:r>
+    </w:p>
+    <w:p>
+      <w:pPr>
+        <w:pStyle w:val="ListBullet"/>
+      </w:pPr>
+      <w:r>
+        <w:rPr>
+          <w:b/>
+        </w:rPr>
+        <w:t>Name groups and filters by intent</w:t>
+      </w:r>
+      <w:r>
+        <w:t xml:space="preserve"> (e.g. *PILOT – COD-BYOD Users*, *Corporate Devices*,</w:t>
+      </w:r>
+    </w:p>
+    <w:p>
+      <w:r>
+        <w:t xml:space="preserve">  *Personal Devices*) so assignments are self-documenting.</w:t>
+      </w:r>
+    </w:p>
+    <w:p>
+      <w:pPr>
+        <w:pStyle w:val="Heading2"/>
+      </w:pPr>
+      <w:r>
+        <w:t>Ownership hygiene</w:t>
+      </w:r>
+    </w:p>
+    <w:p>
+      <w:pPr>
+        <w:pStyle w:val="ListBullet"/>
+      </w:pPr>
+      <w:r>
+        <w:rPr>
+          <w:b/>
+        </w:rPr>
+        <w:t>Make ownership deterministic.</w:t>
+      </w:r>
+      <w:r>
+        <w:t xml:space="preserve"> Use corporate enrollment programs and corporate device</w:t>
+      </w:r>
+    </w:p>
+    <w:p>
+      <w:r>
+        <w:t xml:space="preserve">  identifiers so COD tags </w:t>
+      </w:r>
+      <w:r>
+        <w:rPr>
+          <w:b/>
+        </w:rPr>
+        <w:t>Corporate</w:t>
+      </w:r>
+      <w:r>
+        <w:t xml:space="preserve"> automatically; let BYOD default to </w:t>
+      </w:r>
+      <w:r>
+        <w:rPr>
+          <w:b/>
+        </w:rPr>
+        <w:t>Personal</w:t>
+      </w:r>
+      <w:r>
+        <w:t>.</w:t>
+      </w:r>
+    </w:p>
+    <w:p>
+      <w:pPr>
+        <w:pStyle w:val="ListBullet"/>
+      </w:pPr>
+      <w:r>
+        <w:rPr>
+          <w:b/>
+        </w:rPr>
+        <w:t>Audit ownership regularly</w:t>
+      </w:r>
+      <w:r>
+        <w:t xml:space="preserve"> with </w:t>
+      </w:r>
+      <w:r>
+        <w:rPr>
+          <w:rFonts w:ascii="Consolas" w:hAnsi="Consolas"/>
+          <w:sz w:val="19"/>
+        </w:rPr>
+        <w:t>DUALDEV-DeviceReport.ps1</w:t>
+      </w:r>
+      <w:r>
+        <w:t xml:space="preserve"> — a device tagged the wrong way gets</w:t>
+      </w:r>
+    </w:p>
+    <w:p>
+      <w:r>
+        <w:t xml:space="preserve">  the wrong policy set.</w:t>
+      </w:r>
+    </w:p>
+    <w:p>
+      <w:pPr>
+        <w:pStyle w:val="Heading2"/>
+      </w:pPr>
+      <w:r>
+        <w:t>BYOD data protection</w:t>
+      </w:r>
+    </w:p>
+    <w:p>
+      <w:pPr>
+        <w:pStyle w:val="ListBullet"/>
+      </w:pPr>
+      <w:r>
+        <w:rPr>
+          <w:b/>
+        </w:rPr>
+        <w:t>Prefer App Protection (MAM) without enrollment for BYOD.</w:t>
+      </w:r>
+      <w:r>
+        <w:t xml:space="preserve"> It protects corporate data without</w:t>
+      </w:r>
+    </w:p>
+    <w:p>
+      <w:r>
+        <w:t xml:space="preserve">  managing the employee's personal device — better adoption, less privacy friction, strong   data-leak controls.</w:t>
+      </w:r>
+    </w:p>
+    <w:p>
+      <w:pPr>
+        <w:pStyle w:val="ListBullet"/>
+      </w:pPr>
+      <w:r>
+        <w:rPr>
+          <w:b/>
+        </w:rPr>
+        <w:t>Lock the data boundary:</w:t>
+      </w:r>
+      <w:r>
+        <w:t xml:space="preserve"> block backup, restrict cut/copy/paste and "Save As" to managed apps,</w:t>
+      </w:r>
+    </w:p>
+    <w:p>
+      <w:r>
+        <w:t xml:space="preserve">  require a PIN, and enforce encryption within managed apps.</w:t>
+      </w:r>
+    </w:p>
+    <w:p>
+      <w:pPr>
+        <w:pStyle w:val="ListBullet"/>
+      </w:pPr>
+      <w:r>
+        <w:rPr>
+          <w:b/>
+        </w:rPr>
+        <w:t>Only enroll a personal device (MDM) when you truly need device settings</w:t>
+      </w:r>
+      <w:r>
+        <w:t xml:space="preserve"> — and keep it tagged</w:t>
+      </w:r>
+    </w:p>
+    <w:p>
+      <w:r>
+        <w:t xml:space="preserve">  </w:t>
+      </w:r>
+      <w:r>
+        <w:rPr>
+          <w:b/>
+        </w:rPr>
+        <w:t>Personal</w:t>
+      </w:r>
+      <w:r>
+        <w:t xml:space="preserve"> so it never receives corporate device policies.</w:t>
+      </w:r>
+    </w:p>
+    <w:p>
+      <w:pPr>
+        <w:pStyle w:val="Heading2"/>
+      </w:pPr>
+      <w:r>
+        <w:t>Corporate device management</w:t>
+      </w:r>
+    </w:p>
+    <w:p>
+      <w:pPr>
+        <w:pStyle w:val="ListBullet"/>
+      </w:pPr>
+      <w:r>
+        <w:rPr>
+          <w:b/>
+        </w:rPr>
+        <w:t>Apply a real compliance baseline</w:t>
+      </w:r>
+      <w:r>
+        <w:t xml:space="preserve"> (OS minimum, encryption, firewall) and gate access on it via</w:t>
+      </w:r>
+    </w:p>
+    <w:p>
+      <w:r>
+        <w:t xml:space="preserve">  Conditional Access.</w:t>
+      </w:r>
+    </w:p>
+    <w:p>
+      <w:pPr>
+        <w:pStyle w:val="ListBullet"/>
+      </w:pPr>
+      <w:r>
+        <w:rPr>
+          <w:b/>
+        </w:rPr>
+        <w:t>Layer the zero-touch enrollment solutions</w:t>
+      </w:r>
+      <w:r>
+        <w:t xml:space="preserve"> (Autopilot / Apple ADE / Android Enterprise) for</w:t>
+      </w:r>
+    </w:p>
+    <w:p>
+      <w:r>
+        <w:t xml:space="preserve">  hands-off COD provisioning; this solution unifies the model they all feed into.</w:t>
+      </w:r>
+    </w:p>
+    <w:p>
+      <w:pPr>
+        <w:pStyle w:val="Heading2"/>
+      </w:pPr>
+      <w:r>
+        <w:t>Conditional Access</w:t>
+      </w:r>
+    </w:p>
+    <w:p>
+      <w:pPr>
+        <w:pStyle w:val="ListBullet"/>
+      </w:pPr>
+      <w:r>
+        <w:rPr>
+          <w:b/>
+        </w:rPr>
+        <w:t>One policy, "require one of."</w:t>
+      </w:r>
+      <w:r>
+        <w:t xml:space="preserve"> Grant access when the request is from a </w:t>
+      </w:r>
+      <w:r>
+        <w:rPr>
+          <w:b/>
+        </w:rPr>
+        <w:t>compliant</w:t>
+      </w:r>
+      <w:r>
+        <w:t xml:space="preserve"> device</w:t>
+      </w:r>
+    </w:p>
+    <w:p>
+      <w:r>
+        <w:t xml:space="preserve">  </w:t>
+      </w:r>
+      <w:r>
+        <w:rPr>
+          <w:b/>
+        </w:rPr>
+        <w:t>or</w:t>
+      </w:r>
+      <w:r>
+        <w:t xml:space="preserve"> an </w:t>
+      </w:r>
+      <w:r>
+        <w:rPr>
+          <w:b/>
+        </w:rPr>
+        <w:t>app-protection-protected</w:t>
+      </w:r>
+      <w:r>
+        <w:t xml:space="preserve"> app — never require both, or you lock out one device type.</w:t>
+      </w:r>
+    </w:p>
+    <w:p>
+      <w:pPr>
+        <w:pStyle w:val="ListBullet"/>
+      </w:pPr>
+      <w:r>
+        <w:rPr>
+          <w:b/>
+        </w:rPr>
+        <w:t>Always start report-only.</w:t>
+      </w:r>
+      <w:r>
+        <w:t xml:space="preserve"> Read the sign-in logs for the pilot user before enforcing.</w:t>
+      </w:r>
+    </w:p>
+    <w:p>
+      <w:pPr>
+        <w:pStyle w:val="ListBullet"/>
+      </w:pPr>
+      <w:r>
+        <w:rPr>
+          <w:b/>
+        </w:rPr>
+        <w:t>Add MFA</w:t>
+      </w:r>
+      <w:r>
+        <w:t xml:space="preserve"> as part of the same access story for a complete Zero Trust posture.</w:t>
+      </w:r>
+    </w:p>
+    <w:p>
+      <w:pPr>
+        <w:pStyle w:val="Heading2"/>
+      </w:pPr>
+      <w:r>
+        <w:t>Rollout discipline</w:t>
+      </w:r>
+    </w:p>
+    <w:p>
+      <w:pPr>
+        <w:pStyle w:val="ListBullet"/>
+      </w:pPr>
+      <w:r>
+        <w:rPr>
+          <w:b/>
+        </w:rPr>
+        <w:t>Pilot one user with two real devices</w:t>
+      </w:r>
+      <w:r>
+        <w:t xml:space="preserve"> (a corporate and a personal one) — it's the only way to</w:t>
+      </w:r>
+    </w:p>
+    <w:p>
+      <w:r>
+        <w:t xml:space="preserve">  prove the single-identity experience end to end.</w:t>
+      </w:r>
+    </w:p>
+    <w:p>
+      <w:pPr>
+        <w:pStyle w:val="ListBullet"/>
+      </w:pPr>
+      <w:r>
+        <w:rPr>
+          <w:b/>
+        </w:rPr>
+        <w:t>Expand in waves</w:t>
+      </w:r>
+      <w:r>
+        <w:t xml:space="preserve">, validating each with </w:t>
+      </w:r>
+      <w:r>
+        <w:rPr>
+          <w:rFonts w:ascii="Consolas" w:hAnsi="Consolas"/>
+          <w:sz w:val="19"/>
+        </w:rPr>
+        <w:t>DUALDEV-Validation.ps1</w:t>
+      </w:r>
+      <w:r>
+        <w:t xml:space="preserve"> before widening.</w:t>
+      </w:r>
+    </w:p>
+    <w:p>
+      <w:pPr>
+        <w:pStyle w:val="ListBullet"/>
+      </w:pPr>
+      <w:r>
+        <w:rPr>
+          <w:b/>
+        </w:rPr>
+        <w:t>Communicate the BYOD deal to employees:</w:t>
+      </w:r>
+      <w:r>
+        <w:t xml:space="preserve"> what IT can and cannot see/do on a personal device</w:t>
+      </w:r>
+    </w:p>
+    <w:p>
+      <w:r>
+        <w:t xml:space="preserve">  under App Protection (data containment, *not* device surveillance) — clarity drives adoption.</w:t>
+      </w:r>
+    </w:p>
+    <w:p>
+      <w:pPr>
+        <w:pStyle w:val="Heading2"/>
+      </w:pPr>
+      <w:r>
+        <w:t>Operations &amp; documentation</w:t>
+      </w:r>
+    </w:p>
+    <w:p>
+      <w:pPr>
+        <w:pStyle w:val="ListBullet"/>
+      </w:pPr>
+      <w:r>
+        <w:rPr>
+          <w:b/>
+        </w:rPr>
+        <w:t>Keep a runbook</w:t>
+      </w:r>
+      <w:r>
+        <w:t xml:space="preserve"> of the pilot/production groups, the two ownership filters, the compliance and</w:t>
+      </w:r>
+    </w:p>
+    <w:p>
+      <w:r>
+        <w:t xml:space="preserve">  app-protection policies, and the Conditional Access policy — the moving parts that define the model.</w:t>
+      </w:r>
+    </w:p>
+    <w:p>
+      <w:pPr>
+        <w:pStyle w:val="ListBullet"/>
+      </w:pPr>
+      <w:r>
+        <w:rPr>
+          <w:b/>
+        </w:rPr>
+        <w:t>Report monthly</w:t>
+      </w:r>
+      <w:r>
+        <w:t xml:space="preserve"> with </w:t>
+      </w:r>
+      <w:r>
+        <w:rPr>
+          <w:rFonts w:ascii="Consolas" w:hAnsi="Consolas"/>
+          <w:sz w:val="19"/>
+        </w:rPr>
+        <w:t>DUALDEV-DeviceReport.ps1</w:t>
+      </w:r>
+      <w:r>
+        <w:t>: device counts by ownership, users who have both</w:t>
+      </w:r>
+    </w:p>
+    <w:p>
+      <w:r>
+        <w:t xml:space="preserve">  a COD and a BYOD device, compliance, and app-protection coverage.</w:t>
+      </w:r>
+    </w:p>
+    <w:p>
+      <w:pPr>
+        <w:pStyle w:val="Heading1"/>
+      </w:pPr>
+      <w:r>
+        <w:t>8. Deliverables Summary — Dual-Device (Personal + Corporate) Management with Single Sign-On</w:t>
+      </w:r>
+    </w:p>
+    <w:p>
+      <w:r>
+        <w:t>Everything included in this solution package, and what each piece is for.</w:t>
+      </w:r>
+    </w:p>
+    <w:p>
+      <w:pPr>
+        <w:pStyle w:val="Heading2"/>
+      </w:pPr>
+      <w:r>
+        <w:t>Documentation (this guide)</w:t>
+      </w:r>
+    </w:p>
+    <w:p>
+      <w:pPr>
+        <w:pStyle w:val="ListBullet"/>
+      </w:pPr>
+      <w:r>
+        <w:rPr>
+          <w:b/>
+        </w:rPr>
+        <w:t>Executive Summary</w:t>
+      </w:r>
+      <w:r>
+        <w:t xml:space="preserve"> — the business case and outcome in one page.</w:t>
+      </w:r>
+    </w:p>
+    <w:p>
+      <w:pPr>
+        <w:pStyle w:val="ListBullet"/>
+      </w:pPr>
+      <w:r>
+        <w:rPr>
+          <w:b/>
+        </w:rPr>
+        <w:t>Solution Overview</w:t>
+      </w:r>
+      <w:r>
+        <w:t xml:space="preserve"> — the two ownership models, the single-identity design, management models,</w:t>
+      </w:r>
+    </w:p>
+    <w:p>
+      <w:r>
+        <w:t xml:space="preserve">  benefits, and honest limitations.</w:t>
+      </w:r>
+    </w:p>
+    <w:p>
+      <w:pPr>
+        <w:pStyle w:val="ListBullet"/>
+      </w:pPr>
+      <w:r>
+        <w:rPr>
+          <w:b/>
+        </w:rPr>
+        <w:t>Requirements Guide</w:t>
+      </w:r>
+      <w:r>
+        <w:t xml:space="preserve"> — every prerequisite (one identity, MDM+MAM licensing, Entra ID P1,</w:t>
+      </w:r>
+    </w:p>
+    <w:p>
+      <w:r>
+        <w:t xml:space="preserve">  enrollment restrictions, corporate tagging, Company Portal, App Protection, compliance, ownership   filters, network) with how to </w:t>
+      </w:r>
+      <w:r>
+        <w:rPr>
+          <w:b/>
+        </w:rPr>
+        <w:t>verify</w:t>
+      </w:r>
+      <w:r>
+        <w:t xml:space="preserve"> and how to </w:t>
+      </w:r>
+      <w:r>
+        <w:rPr>
+          <w:b/>
+        </w:rPr>
+        <w:t>implement if missing</w:t>
+      </w:r>
+      <w:r>
+        <w:t>, plus the category-level   Global Requirements.</w:t>
+      </w:r>
+    </w:p>
+    <w:p>
+      <w:pPr>
+        <w:pStyle w:val="ListBullet"/>
+      </w:pPr>
+      <w:r>
+        <w:rPr>
+          <w:b/>
+        </w:rPr>
+        <w:t>Implementation Guide</w:t>
+      </w:r>
+      <w:r>
+        <w:t xml:space="preserve"> — exact, ordered, click-by-click steps across six phases: identity &amp;</w:t>
+      </w:r>
+    </w:p>
+    <w:p>
+      <w:r>
+        <w:t xml:space="preserve">  enrollment baseline, ownership-based targeting, COD full-MDM, BYOD App Protection, unifying access   with Conditional Access, then pilot/validate/expand.</w:t>
+      </w:r>
+    </w:p>
+    <w:p>
+      <w:pPr>
+        <w:pStyle w:val="ListBullet"/>
+      </w:pPr>
+      <w:r>
+        <w:rPr>
+          <w:b/>
+        </w:rPr>
+        <w:t>Testing &amp; Validation</w:t>
+      </w:r>
+      <w:r>
+        <w:t xml:space="preserve"> — eight tests with explicit pass/fail gates and an acceptance gate, proving</w:t>
+      </w:r>
+    </w:p>
+    <w:p>
+      <w:r>
+        <w:t xml:space="preserve">  one account works on both a corporate and a personal device.</w:t>
+      </w:r>
+    </w:p>
+    <w:p>
+      <w:pPr>
+        <w:pStyle w:val="ListBullet"/>
+      </w:pPr>
+      <w:r>
+        <w:rPr>
+          <w:b/>
+        </w:rPr>
+        <w:t>Troubleshooting</w:t>
+      </w:r>
+      <w:r>
+        <w:t xml:space="preserve"> — top-down diagnosis for identity, ownership, targeting, and access failures.</w:t>
+      </w:r>
+    </w:p>
+    <w:p>
+      <w:pPr>
+        <w:pStyle w:val="ListBullet"/>
+      </w:pPr>
+      <w:r>
+        <w:rPr>
+          <w:b/>
+        </w:rPr>
+        <w:t>Best Practices</w:t>
+      </w:r>
+      <w:r>
+        <w:t xml:space="preserve"> — the assign-to-user/scope-by-filter model, ownership hygiene, BYOD data</w:t>
+      </w:r>
+    </w:p>
+    <w:p>
+      <w:r>
+        <w:t xml:space="preserve">  protection, COD management, Conditional Access, and rollout discipline.</w:t>
+      </w:r>
+    </w:p>
+    <w:p>
+      <w:pPr>
+        <w:pStyle w:val="Heading2"/>
+      </w:pPr>
+      <w:r>
+        <w:t>PowerShell scripts (Microsoft Graph) — `DUALDEV-Scripts.zip`</w:t>
+      </w:r>
+    </w:p>
+    <w:p>
+      <w:r>
+        <w:t xml:space="preserve">All scripts are tenant-side (run from an admin workstation with the Microsoft Graph PowerShell SDK); each has a header explaining </w:t>
+      </w:r>
+      <w:r>
+        <w:rPr>
+          <w:b/>
+        </w:rPr>
+        <w:t>Purpose · How to run · Expected results</w:t>
+      </w:r>
+      <w:r>
+        <w:t>.</w:t>
+      </w:r>
+    </w:p>
+    <w:p>
+      <w:pPr>
+        <w:pStyle w:val="ListNumber"/>
+      </w:pPr>
+      <w:r>
+        <w:rPr>
+          <w:rFonts w:ascii="Consolas" w:hAnsi="Consolas"/>
+          <w:sz w:val="19"/>
+        </w:rPr>
+        <w:t>DUALDEV-Discovery.ps1</w:t>
+      </w:r>
+      <w:r>
+        <w:t xml:space="preserve"> — tenant readiness: enrollment restrictions (personal allowed?),</w:t>
+      </w:r>
+    </w:p>
+    <w:p>
+      <w:r>
+        <w:t xml:space="preserve">   compliance policies, App Protection policies, Corporate/Personal device filters, Company Portal,    and Conditional Access presence.</w:t>
+      </w:r>
+    </w:p>
+    <w:p>
+      <w:pPr>
+        <w:pStyle w:val="ListNumber"/>
+      </w:pPr>
+      <w:r>
+        <w:rPr>
+          <w:rFonts w:ascii="Consolas" w:hAnsi="Consolas"/>
+          <w:sz w:val="19"/>
+        </w:rPr>
+        <w:t>DUALDEV-Validation.ps1</w:t>
+      </w:r>
+      <w:r>
+        <w:t xml:space="preserve"> — for a given user, confirms a single identity owns both a </w:t>
+      </w:r>
+      <w:r>
+        <w:rPr>
+          <w:b/>
+        </w:rPr>
+        <w:t>Corporate</w:t>
+      </w:r>
+    </w:p>
+    <w:p>
+      <w:r>
+        <w:t xml:space="preserve">   device (compliant) and a </w:t>
+      </w:r>
+      <w:r>
+        <w:rPr>
+          <w:b/>
+        </w:rPr>
+        <w:t>Personal</w:t>
+      </w:r>
+      <w:r>
+        <w:t xml:space="preserve"> device (app protection applied), with a PASS/FAIL summary.</w:t>
+      </w:r>
+    </w:p>
+    <w:p>
+      <w:pPr>
+        <w:pStyle w:val="ListNumber"/>
+      </w:pPr>
+      <w:r>
+        <w:rPr>
+          <w:rFonts w:ascii="Consolas" w:hAnsi="Consolas"/>
+          <w:sz w:val="19"/>
+        </w:rPr>
+        <w:t>DUALDEV-DeviceReport.ps1</w:t>
+      </w:r>
+      <w:r>
+        <w:t xml:space="preserve"> — tenant-wide CSV: devices by </w:t>
+      </w:r>
+      <w:r>
+        <w:rPr>
+          <w:b/>
+        </w:rPr>
+        <w:t>ownership</w:t>
+      </w:r>
+      <w:r>
+        <w:t>, platform, enrollment</w:t>
+      </w:r>
+    </w:p>
+    <w:p>
+      <w:r>
+        <w:t xml:space="preserve">   type, compliance, and primary user — plus a list of users who have </w:t>
+      </w:r>
+      <w:r>
+        <w:rPr>
+          <w:b/>
+        </w:rPr>
+        <w:t>both</w:t>
+      </w:r>
+      <w:r>
+        <w:t xml:space="preserve"> a COD and a BYOD device.</w:t>
+      </w:r>
+    </w:p>
+    <w:p>
+      <w:pPr>
+        <w:pStyle w:val="ListNumber"/>
+      </w:pPr>
+      <w:r>
+        <w:rPr>
+          <w:rFonts w:ascii="Consolas" w:hAnsi="Consolas"/>
+          <w:sz w:val="19"/>
+        </w:rPr>
+        <w:t>DUALDEV-Remediation.ps1</w:t>
+      </w:r>
+      <w:r>
+        <w:t xml:space="preserve"> — safe remediation: set device </w:t>
+      </w:r>
+      <w:r>
+        <w:rPr>
+          <w:b/>
+        </w:rPr>
+        <w:t>ownership</w:t>
+      </w:r>
+      <w:r>
+        <w:t>, re-assign policies to the</w:t>
+      </w:r>
+    </w:p>
+    <w:p>
+      <w:r>
+        <w:t xml:space="preserve">   target group, and flag enrollment-restriction/filter misconfigurations. Read-only by default;    changes require an explicit confirmation switch.</w:t>
+      </w:r>
+    </w:p>
+    <w:p>
+      <w:pPr>
+        <w:pStyle w:val="ListNumber"/>
+      </w:pPr>
+      <w:r>
+        <w:rPr>
+          <w:rFonts w:ascii="Consolas" w:hAnsi="Consolas"/>
+          <w:sz w:val="19"/>
+        </w:rPr>
+        <w:t>Set-OwnershipBasedTargeting.ps1</w:t>
+      </w:r>
+      <w:r>
+        <w:t xml:space="preserve"> — creates the </w:t>
+      </w:r>
+      <w:r>
+        <w:rPr>
+          <w:b/>
+        </w:rPr>
+        <w:t>Corporate</w:t>
+      </w:r>
+      <w:r>
+        <w:t xml:space="preserve"> and </w:t>
+      </w:r>
+      <w:r>
+        <w:rPr>
+          <w:b/>
+        </w:rPr>
+        <w:t>Personal</w:t>
+      </w:r>
+      <w:r>
+        <w:t xml:space="preserve"> </w:t>
+      </w:r>
+      <w:r>
+        <w:rPr>
+          <w:rFonts w:ascii="Consolas" w:hAnsi="Consolas"/>
+          <w:sz w:val="19"/>
+        </w:rPr>
         <w:t>deviceOwnership</w:t>
       </w:r>
     </w:p>
@@ -6185,9 +6167,10 @@
       </w:pPr>
       <w:r>
         <w:rPr>
-          <w:b/>
-        </w:rPr>
-        <w:t>`DUALDEV-hero.png`</w:t>
+          <w:rFonts w:ascii="Consolas" w:hAnsi="Consolas"/>
+          <w:sz w:val="19"/>
+        </w:rPr>
+        <w:t>DUALDEV-hero.png</w:t>
       </w:r>
       <w:r>
         <w:t xml:space="preserve"> — the branded product image (1200×1200) used on the marketplace listing.</w:t>
